--- a/inbox/Federal_Application_Aware_Networking_Network_Modernization.docx
+++ b/inbox/Federal_Application_Aware_Networking_Network_Modernization.docx
@@ -42,7 +42,7 @@
           <w:sz w:val="24"/>
           <w:szCs w:val="24"/>
         </w:rPr>
-        <w:id w:val="725571996"/>
+        <w:id w:val="385378280"/>
         <w:docPartObj>
           <w:docPartGallery w:val="Table of Contents"/>
           <w:docPartUnique/>
@@ -80,7 +80,7 @@
           <w:r>
             <w:fldChar w:fldCharType="separate"/>
           </w:r>
-          <w:hyperlink w:anchor="_Toc233786862" w:history="1">
+          <w:hyperlink w:anchor="_Toc233815389" w:history="1">
             <w:r>
               <w:rPr>
                 <w:rStyle w:val="Hyperlink"/>
@@ -107,7 +107,7 @@
                 <w:noProof/>
                 <w:webHidden/>
               </w:rPr>
-              <w:instrText xml:space="preserve"> PAGEREF _Toc233786862 \h </w:instrText>
+              <w:instrText xml:space="preserve"> PAGEREF _Toc233815389 \h </w:instrText>
             </w:r>
             <w:r>
               <w:rPr>
@@ -151,7 +151,7 @@
               <w14:ligatures w14:val="standardContextual"/>
             </w:rPr>
           </w:pPr>
-          <w:hyperlink w:anchor="_Toc233786863" w:history="1">
+          <w:hyperlink w:anchor="_Toc233815390" w:history="1">
             <w:r>
               <w:rPr>
                 <w:rStyle w:val="Hyperlink"/>
@@ -178,7 +178,7 @@
                 <w:noProof/>
                 <w:webHidden/>
               </w:rPr>
-              <w:instrText xml:space="preserve"> PAGEREF _Toc233786863 \h </w:instrText>
+              <w:instrText xml:space="preserve"> PAGEREF _Toc233815390 \h </w:instrText>
             </w:r>
             <w:r>
               <w:rPr>
@@ -222,7 +222,7 @@
               <w14:ligatures w14:val="standardContextual"/>
             </w:rPr>
           </w:pPr>
-          <w:hyperlink w:anchor="_Toc233786864" w:history="1">
+          <w:hyperlink w:anchor="_Toc233815391" w:history="1">
             <w:r>
               <w:rPr>
                 <w:rStyle w:val="Hyperlink"/>
@@ -249,7 +249,7 @@
                 <w:noProof/>
                 <w:webHidden/>
               </w:rPr>
-              <w:instrText xml:space="preserve"> PAGEREF _Toc233786864 \h </w:instrText>
+              <w:instrText xml:space="preserve"> PAGEREF _Toc233815391 \h </w:instrText>
             </w:r>
             <w:r>
               <w:rPr>
@@ -293,7 +293,7 @@
               <w14:ligatures w14:val="standardContextual"/>
             </w:rPr>
           </w:pPr>
-          <w:hyperlink w:anchor="_Toc233786865" w:history="1">
+          <w:hyperlink w:anchor="_Toc233815392" w:history="1">
             <w:r>
               <w:rPr>
                 <w:rStyle w:val="Hyperlink"/>
@@ -320,7 +320,7 @@
                 <w:noProof/>
                 <w:webHidden/>
               </w:rPr>
-              <w:instrText xml:space="preserve"> PAGEREF _Toc233786865 \h </w:instrText>
+              <w:instrText xml:space="preserve"> PAGEREF _Toc233815392 \h </w:instrText>
             </w:r>
             <w:r>
               <w:rPr>
@@ -364,7 +364,7 @@
               <w14:ligatures w14:val="standardContextual"/>
             </w:rPr>
           </w:pPr>
-          <w:hyperlink w:anchor="_Toc233786866" w:history="1">
+          <w:hyperlink w:anchor="_Toc233815393" w:history="1">
             <w:r>
               <w:rPr>
                 <w:rStyle w:val="Hyperlink"/>
@@ -391,7 +391,7 @@
                 <w:noProof/>
                 <w:webHidden/>
               </w:rPr>
-              <w:instrText xml:space="preserve"> PAGEREF _Toc233786866 \h </w:instrText>
+              <w:instrText xml:space="preserve"> PAGEREF _Toc233815393 \h </w:instrText>
             </w:r>
             <w:r>
               <w:rPr>
@@ -435,7 +435,7 @@
               <w14:ligatures w14:val="standardContextual"/>
             </w:rPr>
           </w:pPr>
-          <w:hyperlink w:anchor="_Toc233786867" w:history="1">
+          <w:hyperlink w:anchor="_Toc233815394" w:history="1">
             <w:r>
               <w:rPr>
                 <w:rStyle w:val="Hyperlink"/>
@@ -462,7 +462,7 @@
                 <w:noProof/>
                 <w:webHidden/>
               </w:rPr>
-              <w:instrText xml:space="preserve"> PAGEREF _Toc233786867 \h </w:instrText>
+              <w:instrText xml:space="preserve"> PAGEREF _Toc233815394 \h </w:instrText>
             </w:r>
             <w:r>
               <w:rPr>
@@ -506,7 +506,7 @@
               <w14:ligatures w14:val="standardContextual"/>
             </w:rPr>
           </w:pPr>
-          <w:hyperlink w:anchor="_Toc233786868" w:history="1">
+          <w:hyperlink w:anchor="_Toc233815395" w:history="1">
             <w:r>
               <w:rPr>
                 <w:rStyle w:val="Hyperlink"/>
@@ -533,7 +533,7 @@
                 <w:noProof/>
                 <w:webHidden/>
               </w:rPr>
-              <w:instrText xml:space="preserve"> PAGEREF _Toc233786868 \h </w:instrText>
+              <w:instrText xml:space="preserve"> PAGEREF _Toc233815395 \h </w:instrText>
             </w:r>
             <w:r>
               <w:rPr>
@@ -577,7 +577,7 @@
               <w14:ligatures w14:val="standardContextual"/>
             </w:rPr>
           </w:pPr>
-          <w:hyperlink w:anchor="_Toc233786869" w:history="1">
+          <w:hyperlink w:anchor="_Toc233815396" w:history="1">
             <w:r>
               <w:rPr>
                 <w:rStyle w:val="Hyperlink"/>
@@ -604,7 +604,7 @@
                 <w:noProof/>
                 <w:webHidden/>
               </w:rPr>
-              <w:instrText xml:space="preserve"> PAGEREF _Toc233786869 \h </w:instrText>
+              <w:instrText xml:space="preserve"> PAGEREF _Toc233815396 \h </w:instrText>
             </w:r>
             <w:r>
               <w:rPr>
@@ -648,7 +648,7 @@
               <w14:ligatures w14:val="standardContextual"/>
             </w:rPr>
           </w:pPr>
-          <w:hyperlink w:anchor="_Toc233786870" w:history="1">
+          <w:hyperlink w:anchor="_Toc233815397" w:history="1">
             <w:r>
               <w:rPr>
                 <w:rStyle w:val="Hyperlink"/>
@@ -675,7 +675,7 @@
                 <w:noProof/>
                 <w:webHidden/>
               </w:rPr>
-              <w:instrText xml:space="preserve"> PAGEREF _Toc233786870 \h </w:instrText>
+              <w:instrText xml:space="preserve"> PAGEREF _Toc233815397 \h </w:instrText>
             </w:r>
             <w:r>
               <w:rPr>
@@ -719,7 +719,7 @@
               <w14:ligatures w14:val="standardContextual"/>
             </w:rPr>
           </w:pPr>
-          <w:hyperlink w:anchor="_Toc233786871" w:history="1">
+          <w:hyperlink w:anchor="_Toc233815398" w:history="1">
             <w:r>
               <w:rPr>
                 <w:rStyle w:val="Hyperlink"/>
@@ -746,7 +746,7 @@
                 <w:noProof/>
                 <w:webHidden/>
               </w:rPr>
-              <w:instrText xml:space="preserve"> PAGEREF _Toc233786871 \h </w:instrText>
+              <w:instrText xml:space="preserve"> PAGEREF _Toc233815398 \h </w:instrText>
             </w:r>
             <w:r>
               <w:rPr>
@@ -790,7 +790,7 @@
               <w14:ligatures w14:val="standardContextual"/>
             </w:rPr>
           </w:pPr>
-          <w:hyperlink w:anchor="_Toc233786872" w:history="1">
+          <w:hyperlink w:anchor="_Toc233815399" w:history="1">
             <w:r>
               <w:rPr>
                 <w:rStyle w:val="Hyperlink"/>
@@ -817,7 +817,7 @@
                 <w:noProof/>
                 <w:webHidden/>
               </w:rPr>
-              <w:instrText xml:space="preserve"> PAGEREF _Toc233786872 \h </w:instrText>
+              <w:instrText xml:space="preserve"> PAGEREF _Toc233815399 \h </w:instrText>
             </w:r>
             <w:r>
               <w:rPr>
@@ -861,7 +861,7 @@
               <w14:ligatures w14:val="standardContextual"/>
             </w:rPr>
           </w:pPr>
-          <w:hyperlink w:anchor="_Toc233786873" w:history="1">
+          <w:hyperlink w:anchor="_Toc233815400" w:history="1">
             <w:r>
               <w:rPr>
                 <w:rStyle w:val="Hyperlink"/>
@@ -888,7 +888,7 @@
                 <w:noProof/>
                 <w:webHidden/>
               </w:rPr>
-              <w:instrText xml:space="preserve"> PAGEREF _Toc233786873 \h </w:instrText>
+              <w:instrText xml:space="preserve"> PAGEREF _Toc233815400 \h </w:instrText>
             </w:r>
             <w:r>
               <w:rPr>
@@ -932,7 +932,7 @@
               <w14:ligatures w14:val="standardContextual"/>
             </w:rPr>
           </w:pPr>
-          <w:hyperlink w:anchor="_Toc233786874" w:history="1">
+          <w:hyperlink w:anchor="_Toc233815401" w:history="1">
             <w:r>
               <w:rPr>
                 <w:rStyle w:val="Hyperlink"/>
@@ -959,7 +959,7 @@
                 <w:noProof/>
                 <w:webHidden/>
               </w:rPr>
-              <w:instrText xml:space="preserve"> PAGEREF _Toc233786874 \h </w:instrText>
+              <w:instrText xml:space="preserve"> PAGEREF _Toc233815401 \h </w:instrText>
             </w:r>
             <w:r>
               <w:rPr>
@@ -1003,7 +1003,7 @@
               <w14:ligatures w14:val="standardContextual"/>
             </w:rPr>
           </w:pPr>
-          <w:hyperlink w:anchor="_Toc233786875" w:history="1">
+          <w:hyperlink w:anchor="_Toc233815402" w:history="1">
             <w:r>
               <w:rPr>
                 <w:rStyle w:val="Hyperlink"/>
@@ -1030,7 +1030,7 @@
                 <w:noProof/>
                 <w:webHidden/>
               </w:rPr>
-              <w:instrText xml:space="preserve"> PAGEREF _Toc233786875 \h </w:instrText>
+              <w:instrText xml:space="preserve"> PAGEREF _Toc233815402 \h </w:instrText>
             </w:r>
             <w:r>
               <w:rPr>
@@ -1074,7 +1074,7 @@
               <w14:ligatures w14:val="standardContextual"/>
             </w:rPr>
           </w:pPr>
-          <w:hyperlink w:anchor="_Toc233786876" w:history="1">
+          <w:hyperlink w:anchor="_Toc233815403" w:history="1">
             <w:r>
               <w:rPr>
                 <w:rStyle w:val="Hyperlink"/>
@@ -1101,7 +1101,7 @@
                 <w:noProof/>
                 <w:webHidden/>
               </w:rPr>
-              <w:instrText xml:space="preserve"> PAGEREF _Toc233786876 \h </w:instrText>
+              <w:instrText xml:space="preserve"> PAGEREF _Toc233815403 \h </w:instrText>
             </w:r>
             <w:r>
               <w:rPr>
@@ -1145,7 +1145,7 @@
               <w14:ligatures w14:val="standardContextual"/>
             </w:rPr>
           </w:pPr>
-          <w:hyperlink w:anchor="_Toc233786877" w:history="1">
+          <w:hyperlink w:anchor="_Toc233815404" w:history="1">
             <w:r>
               <w:rPr>
                 <w:rStyle w:val="Hyperlink"/>
@@ -1172,7 +1172,7 @@
                 <w:noProof/>
                 <w:webHidden/>
               </w:rPr>
-              <w:instrText xml:space="preserve"> PAGEREF _Toc233786877 \h </w:instrText>
+              <w:instrText xml:space="preserve"> PAGEREF _Toc233815404 \h </w:instrText>
             </w:r>
             <w:r>
               <w:rPr>
@@ -1216,7 +1216,7 @@
               <w14:ligatures w14:val="standardContextual"/>
             </w:rPr>
           </w:pPr>
-          <w:hyperlink w:anchor="_Toc233786878" w:history="1">
+          <w:hyperlink w:anchor="_Toc233815405" w:history="1">
             <w:r>
               <w:rPr>
                 <w:rStyle w:val="Hyperlink"/>
@@ -1243,7 +1243,7 @@
                 <w:noProof/>
                 <w:webHidden/>
               </w:rPr>
-              <w:instrText xml:space="preserve"> PAGEREF _Toc233786878 \h </w:instrText>
+              <w:instrText xml:space="preserve"> PAGEREF _Toc233815405 \h </w:instrText>
             </w:r>
             <w:r>
               <w:rPr>
@@ -1287,7 +1287,7 @@
               <w14:ligatures w14:val="standardContextual"/>
             </w:rPr>
           </w:pPr>
-          <w:hyperlink w:anchor="_Toc233786879" w:history="1">
+          <w:hyperlink w:anchor="_Toc233815406" w:history="1">
             <w:r>
               <w:rPr>
                 <w:rStyle w:val="Hyperlink"/>
@@ -1314,7 +1314,7 @@
                 <w:noProof/>
                 <w:webHidden/>
               </w:rPr>
-              <w:instrText xml:space="preserve"> PAGEREF _Toc233786879 \h </w:instrText>
+              <w:instrText xml:space="preserve"> PAGEREF _Toc233815406 \h </w:instrText>
             </w:r>
             <w:r>
               <w:rPr>
@@ -1358,7 +1358,7 @@
               <w14:ligatures w14:val="standardContextual"/>
             </w:rPr>
           </w:pPr>
-          <w:hyperlink w:anchor="_Toc233786880" w:history="1">
+          <w:hyperlink w:anchor="_Toc233815407" w:history="1">
             <w:r>
               <w:rPr>
                 <w:rStyle w:val="Hyperlink"/>
@@ -1385,7 +1385,7 @@
                 <w:noProof/>
                 <w:webHidden/>
               </w:rPr>
-              <w:instrText xml:space="preserve"> PAGEREF _Toc233786880 \h </w:instrText>
+              <w:instrText xml:space="preserve"> PAGEREF _Toc233815407 \h </w:instrText>
             </w:r>
             <w:r>
               <w:rPr>
@@ -1405,7 +1405,7 @@
                 <w:noProof/>
                 <w:webHidden/>
               </w:rPr>
-              <w:t>17</w:t>
+              <w:t>16</w:t>
             </w:r>
             <w:r>
               <w:rPr>
@@ -1429,7 +1429,7 @@
               <w14:ligatures w14:val="standardContextual"/>
             </w:rPr>
           </w:pPr>
-          <w:hyperlink w:anchor="_Toc233786881" w:history="1">
+          <w:hyperlink w:anchor="_Toc233815408" w:history="1">
             <w:r>
               <w:rPr>
                 <w:rStyle w:val="Hyperlink"/>
@@ -1456,7 +1456,7 @@
                 <w:noProof/>
                 <w:webHidden/>
               </w:rPr>
-              <w:instrText xml:space="preserve"> PAGEREF _Toc233786881 \h </w:instrText>
+              <w:instrText xml:space="preserve"> PAGEREF _Toc233815408 \h </w:instrText>
             </w:r>
             <w:r>
               <w:rPr>
@@ -1476,7 +1476,7 @@
                 <w:noProof/>
                 <w:webHidden/>
               </w:rPr>
-              <w:t>18</w:t>
+              <w:t>17</w:t>
             </w:r>
             <w:r>
               <w:rPr>
@@ -1500,7 +1500,7 @@
               <w14:ligatures w14:val="standardContextual"/>
             </w:rPr>
           </w:pPr>
-          <w:hyperlink w:anchor="_Toc233786882" w:history="1">
+          <w:hyperlink w:anchor="_Toc233815409" w:history="1">
             <w:r>
               <w:rPr>
                 <w:rStyle w:val="Hyperlink"/>
@@ -1527,7 +1527,7 @@
                 <w:noProof/>
                 <w:webHidden/>
               </w:rPr>
-              <w:instrText xml:space="preserve"> PAGEREF _Toc233786882 \h </w:instrText>
+              <w:instrText xml:space="preserve"> PAGEREF _Toc233815409 \h </w:instrText>
             </w:r>
             <w:r>
               <w:rPr>
@@ -1547,7 +1547,7 @@
                 <w:noProof/>
                 <w:webHidden/>
               </w:rPr>
-              <w:t>19</w:t>
+              <w:t>18</w:t>
             </w:r>
             <w:r>
               <w:rPr>
@@ -1571,7 +1571,7 @@
               <w14:ligatures w14:val="standardContextual"/>
             </w:rPr>
           </w:pPr>
-          <w:hyperlink w:anchor="_Toc233786883" w:history="1">
+          <w:hyperlink w:anchor="_Toc233815410" w:history="1">
             <w:r>
               <w:rPr>
                 <w:rStyle w:val="Hyperlink"/>
@@ -1598,7 +1598,7 @@
                 <w:noProof/>
                 <w:webHidden/>
               </w:rPr>
-              <w:instrText xml:space="preserve"> PAGEREF _Toc233786883 \h </w:instrText>
+              <w:instrText xml:space="preserve"> PAGEREF _Toc233815410 \h </w:instrText>
             </w:r>
             <w:r>
               <w:rPr>
@@ -1642,7 +1642,7 @@
               <w14:ligatures w14:val="standardContextual"/>
             </w:rPr>
           </w:pPr>
-          <w:hyperlink w:anchor="_Toc233786884" w:history="1">
+          <w:hyperlink w:anchor="_Toc233815411" w:history="1">
             <w:r>
               <w:rPr>
                 <w:rStyle w:val="Hyperlink"/>
@@ -1669,7 +1669,7 @@
                 <w:noProof/>
                 <w:webHidden/>
               </w:rPr>
-              <w:instrText xml:space="preserve"> PAGEREF _Toc233786884 \h </w:instrText>
+              <w:instrText xml:space="preserve"> PAGEREF _Toc233815411 \h </w:instrText>
             </w:r>
             <w:r>
               <w:rPr>
@@ -1856,7 +1856,7 @@
     <w:tbl>
       <w:tblPr>
         <w:tblStyle w:val="Table"/>
-        <w:tblW w:w="9360" w:type="dxa"/>
+        <w:tblW w:w="0" w:type="auto"/>
         <w:tblBorders>
           <w:top w:val="single" w:sz="4" w:space="0" w:color="0758E5"/>
           <w:left w:val="single" w:sz="24" w:space="0" w:color="0758E5"/>
@@ -1867,10 +1867,10 @@
           <w:left w:w="144" w:type="dxa"/>
           <w:right w:w="144" w:type="dxa"/>
         </w:tblCellMar>
-        <w:tblLook w:val="0600" w:firstRow="0" w:lastRow="0" w:firstColumn="0" w:lastColumn="0" w:noHBand="1" w:noVBand="1"/>
+        <w:tblLook w:val="0000" w:firstRow="0" w:lastRow="0" w:firstColumn="0" w:lastColumn="0" w:noHBand="0" w:noVBand="0"/>
       </w:tblPr>
       <w:tblGrid>
-        <w:gridCol w:w="9360"/>
+        <w:gridCol w:w="9648"/>
       </w:tblGrid>
       <w:tr>
         <w:trPr>
@@ -1887,10 +1887,8 @@
             </w:tcBorders>
             <w:shd w:val="clear" w:color="auto" w:fill="1F3864"/>
             <w:tcMar>
-              <w:top w:w="80" w:type="dxa"/>
-              <w:left w:w="120" w:type="dxa"/>
-              <w:bottom w:w="80" w:type="dxa"/>
-              <w:right w:w="120" w:type="dxa"/>
+              <w:top w:w="92" w:type="dxa"/>
+              <w:bottom w:w="92" w:type="dxa"/>
             </w:tcMar>
           </w:tcPr>
           <w:p>
@@ -1907,7 +1905,7 @@
                 <w:sz w:val="20"/>
               </w:rPr>
               <w:drawing>
-                <wp:inline distT="0" distB="0" distL="0" distR="0" wp14:anchorId="059A3E4D" wp14:editId="0954CCBE">
+                <wp:inline distT="0" distB="0" distL="0" distR="0" wp14:anchorId="373C2C41" wp14:editId="1A7A7CD4">
                   <wp:extent cx="152400" cy="152400"/>
                   <wp:effectExtent l="0" t="0" r="0" b="0"/>
                   <wp:docPr id="10" name="Picture"/>
@@ -1974,10 +1972,8 @@
             </w:tcBorders>
             <w:shd w:val="clear" w:color="auto" w:fill="FFFFFF"/>
             <w:tcMar>
-              <w:top w:w="80" w:type="dxa"/>
-              <w:left w:w="120" w:type="dxa"/>
-              <w:bottom w:w="80" w:type="dxa"/>
-              <w:right w:w="120" w:type="dxa"/>
+              <w:top w:w="108" w:type="dxa"/>
+              <w:bottom w:w="108" w:type="dxa"/>
             </w:tcMar>
           </w:tcPr>
           <w:p>
@@ -2041,7 +2037,7 @@
           <w:noProof/>
         </w:rPr>
         <w:drawing>
-          <wp:inline distT="0" distB="0" distL="0" distR="0" wp14:anchorId="153F546A" wp14:editId="3996339C">
+          <wp:inline distT="0" distB="0" distL="0" distR="0" wp14:anchorId="681381DE" wp14:editId="4F6A0BF9">
             <wp:extent cx="5334000" cy="2844800"/>
             <wp:effectExtent l="0" t="0" r="0" b="0"/>
             <wp:docPr id="13" name="Picture" descr="Forty Years of Federal IT Architecture — Four Acts"/>
@@ -2096,7 +2092,7 @@
         <w:pStyle w:val="Heading1"/>
       </w:pPr>
       <w:bookmarkStart w:id="0" w:name="prologue-the-mainframe-era-1940s1990s"/>
-      <w:bookmarkStart w:id="1" w:name="_Toc233786862"/>
+      <w:bookmarkStart w:id="1" w:name="_Toc233815389"/>
       <w:r>
         <w:t>1. Prologue — The Mainframe Era (1940s–1990s)</w:t>
       </w:r>
@@ -2111,7 +2107,7 @@
           <w:noProof/>
         </w:rPr>
         <w:drawing>
-          <wp:inline distT="0" distB="0" distL="0" distR="0" wp14:anchorId="5246BDFD" wp14:editId="7EF37656">
+          <wp:inline distT="0" distB="0" distL="0" distR="0" wp14:anchorId="325A1FA2" wp14:editId="467C4AF7">
             <wp:extent cx="5334000" cy="2844800"/>
             <wp:effectExtent l="0" t="0" r="0" b="0"/>
             <wp:docPr id="16" name="Picture" descr="The Mainframe Era: Brutal Elegance of Centralized Truth"/>
@@ -2266,7 +2262,7 @@
         <w:pStyle w:val="Heading1"/>
       </w:pPr>
       <w:bookmarkStart w:id="2" w:name="X18873164e95a4d6a646bc97ec64d4bf5115d173"/>
-      <w:bookmarkStart w:id="3" w:name="_Toc233786863"/>
+      <w:bookmarkStart w:id="3" w:name="_Toc233815390"/>
       <w:bookmarkEnd w:id="0"/>
       <w:r>
         <w:t>2. Act 1 — The Great Decentralization (Late 1980s–2000)</w:t>
@@ -2282,7 +2278,7 @@
           <w:noProof/>
         </w:rPr>
         <w:drawing>
-          <wp:inline distT="0" distB="0" distL="0" distR="0" wp14:anchorId="5D0FC2DE" wp14:editId="40B3A1C7">
+          <wp:inline distT="0" distB="0" distL="0" distR="0" wp14:anchorId="2954B9A7" wp14:editId="3262FFEE">
             <wp:extent cx="5334000" cy="2844800"/>
             <wp:effectExtent l="0" t="0" r="0" b="0"/>
             <wp:docPr id="20" name="Picture" descr="Act 1 — The Great Decentralization: One Became Twelve"/>
@@ -2407,7 +2403,7 @@
         <w:pStyle w:val="Heading1"/>
       </w:pPr>
       <w:bookmarkStart w:id="4" w:name="Xa5d42bf2b30a1c47baea860d55f996e17aa8aa1"/>
-      <w:bookmarkStart w:id="5" w:name="_Toc233786864"/>
+      <w:bookmarkStart w:id="5" w:name="_Toc233815391"/>
       <w:bookmarkEnd w:id="2"/>
       <w:r>
         <w:t>3. Act 2 — When Security Ate the Architecture (2010–2020)</w:t>
@@ -2423,7 +2419,7 @@
           <w:noProof/>
         </w:rPr>
         <w:drawing>
-          <wp:inline distT="0" distB="0" distL="0" distR="0" wp14:anchorId="4652350C" wp14:editId="5AC9DA76">
+          <wp:inline distT="0" distB="0" distL="0" distR="0" wp14:anchorId="1B011326" wp14:editId="13484970">
             <wp:extent cx="5334000" cy="2844800"/>
             <wp:effectExtent l="0" t="0" r="0" b="0"/>
             <wp:docPr id="24" name="Picture" descr="Act 2 — When Security Ate the Architecture: Stacked Defense Broke Sessions"/>
@@ -2562,7 +2558,7 @@
         <w:pStyle w:val="Heading2"/>
       </w:pPr>
       <w:bookmarkStart w:id="6" w:name="X1d61b71b197144df5c1017d94a8b4db9bf91fc0"/>
-      <w:bookmarkStart w:id="7" w:name="_Toc233786865"/>
+      <w:bookmarkStart w:id="7" w:name="_Toc233815392"/>
       <w:r>
         <w:t>3.1 Asymmetric Routing: The Second Session Killer</w:t>
       </w:r>
@@ -2632,7 +2628,7 @@
         <w:pStyle w:val="Heading1"/>
       </w:pPr>
       <w:bookmarkStart w:id="8" w:name="act-3-the-breaking-point-20202026"/>
-      <w:bookmarkStart w:id="9" w:name="_Toc233786866"/>
+      <w:bookmarkStart w:id="9" w:name="_Toc233815393"/>
       <w:bookmarkEnd w:id="4"/>
       <w:bookmarkEnd w:id="6"/>
       <w:r>
@@ -2649,7 +2645,7 @@
           <w:noProof/>
         </w:rPr>
         <w:drawing>
-          <wp:inline distT="0" distB="0" distL="0" distR="0" wp14:anchorId="0CCEB730" wp14:editId="71566980">
+          <wp:inline distT="0" distB="0" distL="0" distR="0" wp14:anchorId="5735FCBE" wp14:editId="4D2DE18F">
             <wp:extent cx="5334000" cy="2844800"/>
             <wp:effectExtent l="0" t="0" r="0" b="0"/>
             <wp:docPr id="29" name="Picture" descr="Act 3 — Four Environments, No Single Identity: The Breaking Point"/>
@@ -2800,7 +2796,7 @@
         <w:pStyle w:val="Heading1"/>
       </w:pPr>
       <w:bookmarkStart w:id="10" w:name="X4b5505421db170a3086556578fd2300fc212abc"/>
-      <w:bookmarkStart w:id="11" w:name="_Toc233786867"/>
+      <w:bookmarkStart w:id="11" w:name="_Toc233815394"/>
       <w:bookmarkEnd w:id="8"/>
       <w:r>
         <w:t>5. The Physics Argument Decision Makers Have Not Heard</w:t>
@@ -2816,7 +2812,7 @@
           <w:noProof/>
         </w:rPr>
         <w:drawing>
-          <wp:inline distT="0" distB="0" distL="0" distR="0" wp14:anchorId="1B1A5521" wp14:editId="5C408FC1">
+          <wp:inline distT="0" distB="0" distL="0" distR="0" wp14:anchorId="7433114C" wp14:editId="662B9575">
             <wp:extent cx="5334000" cy="2755900"/>
             <wp:effectExtent l="0" t="0" r="0" b="0"/>
             <wp:docPr id="33" name="Picture" descr="Physics Floor: Fiber vs. LEO Satellite vs. 5G"/>
@@ -2905,7 +2901,7 @@
         <w:pStyle w:val="Heading2"/>
       </w:pPr>
       <w:bookmarkStart w:id="12" w:name="X9d7df7bedc6624b327225ae3c4e0228b4ada747"/>
-      <w:bookmarkStart w:id="13" w:name="_Toc233786868"/>
+      <w:bookmarkStart w:id="13" w:name="_Toc233815395"/>
       <w:r>
         <w:t>5.1 Why Satellite Latency Is No Longer What You Remember</w:t>
       </w:r>
@@ -2985,7 +2981,7 @@
         <w:pStyle w:val="Heading2"/>
       </w:pPr>
       <w:bookmarkStart w:id="14" w:name="X43b2d4d43e261bb53e9a999c6a8467bea143c2c"/>
-      <w:bookmarkStart w:id="15" w:name="_Toc233786869"/>
+      <w:bookmarkStart w:id="15" w:name="_Toc233815396"/>
       <w:bookmarkEnd w:id="12"/>
       <w:r>
         <w:t>5.2 5G: Lower Latency Through Architecture, Not Just Physics</w:t>
@@ -3038,7 +3034,7 @@
         <w:pStyle w:val="Heading1"/>
       </w:pPr>
       <w:bookmarkStart w:id="16" w:name="X1d6bf0764d5dd00823317c255ee2bc814a3d92a"/>
-      <w:bookmarkStart w:id="17" w:name="_Toc233786870"/>
+      <w:bookmarkStart w:id="17" w:name="_Toc233815397"/>
       <w:bookmarkEnd w:id="10"/>
       <w:bookmarkEnd w:id="14"/>
       <w:r>
@@ -3055,7 +3051,7 @@
           <w:noProof/>
         </w:rPr>
         <w:drawing>
-          <wp:inline distT="0" distB="0" distL="0" distR="0" wp14:anchorId="33D7C4DE" wp14:editId="77A845BF">
+          <wp:inline distT="0" distB="0" distL="0" distR="0" wp14:anchorId="3111854B" wp14:editId="08335548">
             <wp:extent cx="5334000" cy="2844800"/>
             <wp:effectExtent l="0" t="0" r="0" b="0"/>
             <wp:docPr id="39" name="Picture" descr="Packet-Layer Network vs. Application-Aware Network"/>
@@ -3192,7 +3188,7 @@
         <w:pStyle w:val="Heading2"/>
       </w:pPr>
       <w:bookmarkStart w:id="18" w:name="X5d2cc7b1841043b384155f0a81933706e9c6a6f"/>
-      <w:bookmarkStart w:id="19" w:name="_Toc233786871"/>
+      <w:bookmarkStart w:id="19" w:name="_Toc233815398"/>
       <w:r>
         <w:t>6.1 What SD-WAN Overlay Does With New Transports</w:t>
       </w:r>
@@ -3219,7 +3215,7 @@
         <w:pStyle w:val="Heading1"/>
       </w:pPr>
       <w:bookmarkStart w:id="20" w:name="sd-wan-active-active-multipath"/>
-      <w:bookmarkStart w:id="21" w:name="_Toc233786872"/>
+      <w:bookmarkStart w:id="21" w:name="_Toc233815399"/>
       <w:bookmarkEnd w:id="16"/>
       <w:bookmarkEnd w:id="18"/>
       <w:r>
@@ -3236,7 +3232,7 @@
           <w:noProof/>
         </w:rPr>
         <w:drawing>
-          <wp:inline distT="0" distB="0" distL="0" distR="0" wp14:anchorId="0D88AD12" wp14:editId="4F64489B">
+          <wp:inline distT="0" distB="0" distL="0" distR="0" wp14:anchorId="345B6620" wp14:editId="3169B198">
             <wp:extent cx="5334000" cy="2844800"/>
             <wp:effectExtent l="0" t="0" r="0" b="0"/>
             <wp:docPr id="44" name="Picture" descr="SD-WAN Active-Active Multipath: Four Transports, One Application View"/>
@@ -3329,7 +3325,7 @@
         <w:pStyle w:val="Heading2"/>
       </w:pPr>
       <w:bookmarkStart w:id="22" w:name="X375c3c0c7c01863ac87bd4c23489e5042dc6a37"/>
-      <w:bookmarkStart w:id="23" w:name="_Toc233786873"/>
+      <w:bookmarkStart w:id="23" w:name="_Toc233815400"/>
       <w:r>
         <w:t>7.1 Forward Error Correction: Recovering Toward the Physics Floor</w:t>
       </w:r>
@@ -3366,7 +3362,7 @@
         <w:pStyle w:val="Heading2"/>
       </w:pPr>
       <w:bookmarkStart w:id="24" w:name="X7c36cbc0947d3d1b8627c481d917135f952a498"/>
-      <w:bookmarkStart w:id="25" w:name="_Toc233786874"/>
+      <w:bookmarkStart w:id="25" w:name="_Toc233815401"/>
       <w:bookmarkEnd w:id="22"/>
       <w:r>
         <w:t>7.2 Active-Active vs. Active-Passive: The Failover That Is Not a Failover</w:t>
@@ -3425,7 +3421,7 @@
           <w:noProof/>
         </w:rPr>
         <w:drawing>
-          <wp:inline distT="0" distB="0" distL="0" distR="0" wp14:anchorId="55423D92" wp14:editId="6940ED04">
+          <wp:inline distT="0" distB="0" distL="0" distR="0" wp14:anchorId="3ECED123" wp14:editId="1F39F90B">
             <wp:extent cx="5334000" cy="2844800"/>
             <wp:effectExtent l="0" t="0" r="0" b="0"/>
             <wp:docPr id="48" name="Picture" descr="How Kerberos Breaks Under Modern Network Paths: Multi-Path Failover Versus Session-Bound Tickets"/>
@@ -3498,7 +3494,7 @@
         <w:pStyle w:val="Heading2"/>
       </w:pPr>
       <w:bookmarkStart w:id="26" w:name="X8655c2a6f1cf7da74d2464aa955677d1198371a"/>
-      <w:bookmarkStart w:id="27" w:name="_Toc233786875"/>
+      <w:bookmarkStart w:id="27" w:name="_Toc233815402"/>
       <w:bookmarkEnd w:id="24"/>
       <w:r>
         <w:t>7.3 Why “DIA to M365 Will Solve It” Is Half the Answer</w:t>
@@ -3508,17 +3504,18 @@
     <w:tbl>
       <w:tblPr>
         <w:tblStyle w:val="Table"/>
-        <w:tblW w:w="9360" w:type="dxa"/>
+        <w:tblW w:w="5000" w:type="pct"/>
         <w:tblLayout w:type="fixed"/>
-        <w:tblLook w:val="0600" w:firstRow="0" w:lastRow="0" w:firstColumn="0" w:lastColumn="0" w:noHBand="1" w:noVBand="1"/>
+        <w:tblLook w:val="0020" w:firstRow="1" w:lastRow="0" w:firstColumn="0" w:lastColumn="0" w:noHBand="0" w:noVBand="0"/>
       </w:tblPr>
       <w:tblGrid>
-        <w:gridCol w:w="3120"/>
-        <w:gridCol w:w="3120"/>
-        <w:gridCol w:w="3120"/>
+        <w:gridCol w:w="3192"/>
+        <w:gridCol w:w="3192"/>
+        <w:gridCol w:w="3192"/>
       </w:tblGrid>
       <w:tr>
         <w:trPr>
+          <w:cnfStyle w:val="100000000000" w:firstRow="1" w:lastRow="0" w:firstColumn="0" w:lastColumn="0" w:oddVBand="0" w:evenVBand="0" w:oddHBand="0" w:evenHBand="0" w:firstRowFirstColumn="0" w:firstRowLastColumn="0" w:lastRowFirstColumn="0" w:lastRowLastColumn="0"/>
           <w:tblHeader/>
         </w:trPr>
         <w:tc>
@@ -3531,12 +3528,6 @@
               <w:right w:val="single" w:sz="4" w:space="0" w:color="C8D0DC"/>
             </w:tcBorders>
             <w:shd w:val="clear" w:color="auto" w:fill="1F3864"/>
-            <w:tcMar>
-              <w:top w:w="80" w:type="dxa"/>
-              <w:left w:w="120" w:type="dxa"/>
-              <w:bottom w:w="80" w:type="dxa"/>
-              <w:right w:w="120" w:type="dxa"/>
-            </w:tcMar>
           </w:tcPr>
           <w:p>
             <w:pPr>
@@ -3562,12 +3553,6 @@
               <w:right w:val="single" w:sz="4" w:space="0" w:color="C8D0DC"/>
             </w:tcBorders>
             <w:shd w:val="clear" w:color="auto" w:fill="1F3864"/>
-            <w:tcMar>
-              <w:top w:w="80" w:type="dxa"/>
-              <w:left w:w="120" w:type="dxa"/>
-              <w:bottom w:w="80" w:type="dxa"/>
-              <w:right w:w="120" w:type="dxa"/>
-            </w:tcMar>
           </w:tcPr>
           <w:p>
             <w:pPr>
@@ -3593,12 +3578,6 @@
               <w:right w:val="single" w:sz="4" w:space="0" w:color="C8D0DC"/>
             </w:tcBorders>
             <w:shd w:val="clear" w:color="auto" w:fill="1F3864"/>
-            <w:tcMar>
-              <w:top w:w="80" w:type="dxa"/>
-              <w:left w:w="120" w:type="dxa"/>
-              <w:bottom w:w="80" w:type="dxa"/>
-              <w:right w:w="120" w:type="dxa"/>
-            </w:tcMar>
           </w:tcPr>
           <w:p>
             <w:pPr>
@@ -3626,12 +3605,6 @@
               <w:right w:val="single" w:sz="4" w:space="0" w:color="C8D0DC"/>
             </w:tcBorders>
             <w:shd w:val="clear" w:color="auto" w:fill="FFFFFF"/>
-            <w:tcMar>
-              <w:top w:w="80" w:type="dxa"/>
-              <w:left w:w="120" w:type="dxa"/>
-              <w:bottom w:w="80" w:type="dxa"/>
-              <w:right w:w="120" w:type="dxa"/>
-            </w:tcMar>
           </w:tcPr>
           <w:p>
             <w:pPr>
@@ -3655,12 +3628,6 @@
               <w:right w:val="single" w:sz="4" w:space="0" w:color="C8D0DC"/>
             </w:tcBorders>
             <w:shd w:val="clear" w:color="auto" w:fill="FFFFFF"/>
-            <w:tcMar>
-              <w:top w:w="80" w:type="dxa"/>
-              <w:left w:w="120" w:type="dxa"/>
-              <w:bottom w:w="80" w:type="dxa"/>
-              <w:right w:w="120" w:type="dxa"/>
-            </w:tcMar>
           </w:tcPr>
           <w:p>
             <w:pPr>
@@ -3690,12 +3657,6 @@
               <w:right w:val="single" w:sz="4" w:space="0" w:color="C8D0DC"/>
             </w:tcBorders>
             <w:shd w:val="clear" w:color="auto" w:fill="FFFFFF"/>
-            <w:tcMar>
-              <w:top w:w="80" w:type="dxa"/>
-              <w:left w:w="120" w:type="dxa"/>
-              <w:bottom w:w="80" w:type="dxa"/>
-              <w:right w:w="120" w:type="dxa"/>
-            </w:tcMar>
           </w:tcPr>
           <w:p>
             <w:pPr>
@@ -3727,12 +3688,6 @@
               <w:right w:val="single" w:sz="4" w:space="0" w:color="C8D0DC"/>
             </w:tcBorders>
             <w:shd w:val="clear" w:color="auto" w:fill="F2F2F2"/>
-            <w:tcMar>
-              <w:top w:w="80" w:type="dxa"/>
-              <w:left w:w="120" w:type="dxa"/>
-              <w:bottom w:w="80" w:type="dxa"/>
-              <w:right w:w="120" w:type="dxa"/>
-            </w:tcMar>
           </w:tcPr>
           <w:p>
             <w:pPr>
@@ -3756,12 +3711,6 @@
               <w:right w:val="single" w:sz="4" w:space="0" w:color="C8D0DC"/>
             </w:tcBorders>
             <w:shd w:val="clear" w:color="auto" w:fill="F2F2F2"/>
-            <w:tcMar>
-              <w:top w:w="80" w:type="dxa"/>
-              <w:left w:w="120" w:type="dxa"/>
-              <w:bottom w:w="80" w:type="dxa"/>
-              <w:right w:w="120" w:type="dxa"/>
-            </w:tcMar>
           </w:tcPr>
           <w:p>
             <w:pPr>
@@ -3791,12 +3740,6 @@
               <w:right w:val="single" w:sz="4" w:space="0" w:color="C8D0DC"/>
             </w:tcBorders>
             <w:shd w:val="clear" w:color="auto" w:fill="F2F2F2"/>
-            <w:tcMar>
-              <w:top w:w="80" w:type="dxa"/>
-              <w:left w:w="120" w:type="dxa"/>
-              <w:bottom w:w="80" w:type="dxa"/>
-              <w:right w:w="120" w:type="dxa"/>
-            </w:tcMar>
           </w:tcPr>
           <w:p>
             <w:pPr>
@@ -3828,12 +3771,6 @@
               <w:right w:val="single" w:sz="4" w:space="0" w:color="C8D0DC"/>
             </w:tcBorders>
             <w:shd w:val="clear" w:color="auto" w:fill="FFFFFF"/>
-            <w:tcMar>
-              <w:top w:w="80" w:type="dxa"/>
-              <w:left w:w="120" w:type="dxa"/>
-              <w:bottom w:w="80" w:type="dxa"/>
-              <w:right w:w="120" w:type="dxa"/>
-            </w:tcMar>
           </w:tcPr>
           <w:p>
             <w:pPr>
@@ -3857,12 +3794,6 @@
               <w:right w:val="single" w:sz="4" w:space="0" w:color="C8D0DC"/>
             </w:tcBorders>
             <w:shd w:val="clear" w:color="auto" w:fill="FFFFFF"/>
-            <w:tcMar>
-              <w:top w:w="80" w:type="dxa"/>
-              <w:left w:w="120" w:type="dxa"/>
-              <w:bottom w:w="80" w:type="dxa"/>
-              <w:right w:w="120" w:type="dxa"/>
-            </w:tcMar>
           </w:tcPr>
           <w:p>
             <w:pPr>
@@ -3892,12 +3823,6 @@
               <w:right w:val="single" w:sz="4" w:space="0" w:color="C8D0DC"/>
             </w:tcBorders>
             <w:shd w:val="clear" w:color="auto" w:fill="FFFFFF"/>
-            <w:tcMar>
-              <w:top w:w="80" w:type="dxa"/>
-              <w:left w:w="120" w:type="dxa"/>
-              <w:bottom w:w="80" w:type="dxa"/>
-              <w:right w:w="120" w:type="dxa"/>
-            </w:tcMar>
           </w:tcPr>
           <w:p>
             <w:pPr>
@@ -3929,12 +3854,6 @@
               <w:right w:val="single" w:sz="4" w:space="0" w:color="C8D0DC"/>
             </w:tcBorders>
             <w:shd w:val="clear" w:color="auto" w:fill="F2F2F2"/>
-            <w:tcMar>
-              <w:top w:w="80" w:type="dxa"/>
-              <w:left w:w="120" w:type="dxa"/>
-              <w:bottom w:w="80" w:type="dxa"/>
-              <w:right w:w="120" w:type="dxa"/>
-            </w:tcMar>
           </w:tcPr>
           <w:p>
             <w:pPr>
@@ -3958,12 +3877,6 @@
               <w:right w:val="single" w:sz="4" w:space="0" w:color="C8D0DC"/>
             </w:tcBorders>
             <w:shd w:val="clear" w:color="auto" w:fill="F2F2F2"/>
-            <w:tcMar>
-              <w:top w:w="80" w:type="dxa"/>
-              <w:left w:w="120" w:type="dxa"/>
-              <w:bottom w:w="80" w:type="dxa"/>
-              <w:right w:w="120" w:type="dxa"/>
-            </w:tcMar>
           </w:tcPr>
           <w:p>
             <w:pPr>
@@ -3993,12 +3906,6 @@
               <w:right w:val="single" w:sz="4" w:space="0" w:color="C8D0DC"/>
             </w:tcBorders>
             <w:shd w:val="clear" w:color="auto" w:fill="F2F2F2"/>
-            <w:tcMar>
-              <w:top w:w="80" w:type="dxa"/>
-              <w:left w:w="120" w:type="dxa"/>
-              <w:bottom w:w="80" w:type="dxa"/>
-              <w:right w:w="120" w:type="dxa"/>
-            </w:tcMar>
           </w:tcPr>
           <w:p>
             <w:pPr>
@@ -4030,12 +3937,6 @@
               <w:right w:val="single" w:sz="4" w:space="0" w:color="C8D0DC"/>
             </w:tcBorders>
             <w:shd w:val="clear" w:color="auto" w:fill="FFFFFF"/>
-            <w:tcMar>
-              <w:top w:w="80" w:type="dxa"/>
-              <w:left w:w="120" w:type="dxa"/>
-              <w:bottom w:w="80" w:type="dxa"/>
-              <w:right w:w="120" w:type="dxa"/>
-            </w:tcMar>
           </w:tcPr>
           <w:p>
             <w:pPr>
@@ -4059,12 +3960,6 @@
               <w:right w:val="single" w:sz="4" w:space="0" w:color="C8D0DC"/>
             </w:tcBorders>
             <w:shd w:val="clear" w:color="auto" w:fill="FFFFFF"/>
-            <w:tcMar>
-              <w:top w:w="80" w:type="dxa"/>
-              <w:left w:w="120" w:type="dxa"/>
-              <w:bottom w:w="80" w:type="dxa"/>
-              <w:right w:w="120" w:type="dxa"/>
-            </w:tcMar>
           </w:tcPr>
           <w:p>
             <w:pPr>
@@ -4094,12 +3989,6 @@
               <w:right w:val="single" w:sz="4" w:space="0" w:color="C8D0DC"/>
             </w:tcBorders>
             <w:shd w:val="clear" w:color="auto" w:fill="FFFFFF"/>
-            <w:tcMar>
-              <w:top w:w="80" w:type="dxa"/>
-              <w:left w:w="120" w:type="dxa"/>
-              <w:bottom w:w="80" w:type="dxa"/>
-              <w:right w:w="120" w:type="dxa"/>
-            </w:tcMar>
           </w:tcPr>
           <w:p>
             <w:pPr>
@@ -4131,12 +4020,6 @@
               <w:right w:val="single" w:sz="4" w:space="0" w:color="C8D0DC"/>
             </w:tcBorders>
             <w:shd w:val="clear" w:color="auto" w:fill="F2F2F2"/>
-            <w:tcMar>
-              <w:top w:w="80" w:type="dxa"/>
-              <w:left w:w="120" w:type="dxa"/>
-              <w:bottom w:w="80" w:type="dxa"/>
-              <w:right w:w="120" w:type="dxa"/>
-            </w:tcMar>
           </w:tcPr>
           <w:p>
             <w:pPr>
@@ -4160,12 +4043,6 @@
               <w:right w:val="single" w:sz="4" w:space="0" w:color="C8D0DC"/>
             </w:tcBorders>
             <w:shd w:val="clear" w:color="auto" w:fill="F2F2F2"/>
-            <w:tcMar>
-              <w:top w:w="80" w:type="dxa"/>
-              <w:left w:w="120" w:type="dxa"/>
-              <w:bottom w:w="80" w:type="dxa"/>
-              <w:right w:w="120" w:type="dxa"/>
-            </w:tcMar>
           </w:tcPr>
           <w:p>
             <w:pPr>
@@ -4195,12 +4072,6 @@
               <w:right w:val="single" w:sz="4" w:space="0" w:color="C8D0DC"/>
             </w:tcBorders>
             <w:shd w:val="clear" w:color="auto" w:fill="F2F2F2"/>
-            <w:tcMar>
-              <w:top w:w="80" w:type="dxa"/>
-              <w:left w:w="120" w:type="dxa"/>
-              <w:bottom w:w="80" w:type="dxa"/>
-              <w:right w:w="120" w:type="dxa"/>
-            </w:tcMar>
           </w:tcPr>
           <w:p>
             <w:pPr>
@@ -4232,12 +4103,6 @@
               <w:right w:val="single" w:sz="4" w:space="0" w:color="C8D0DC"/>
             </w:tcBorders>
             <w:shd w:val="clear" w:color="auto" w:fill="FFFFFF"/>
-            <w:tcMar>
-              <w:top w:w="80" w:type="dxa"/>
-              <w:left w:w="120" w:type="dxa"/>
-              <w:bottom w:w="80" w:type="dxa"/>
-              <w:right w:w="120" w:type="dxa"/>
-            </w:tcMar>
           </w:tcPr>
           <w:p>
             <w:pPr>
@@ -4261,12 +4126,6 @@
               <w:right w:val="single" w:sz="4" w:space="0" w:color="C8D0DC"/>
             </w:tcBorders>
             <w:shd w:val="clear" w:color="auto" w:fill="FFFFFF"/>
-            <w:tcMar>
-              <w:top w:w="80" w:type="dxa"/>
-              <w:left w:w="120" w:type="dxa"/>
-              <w:bottom w:w="80" w:type="dxa"/>
-              <w:right w:w="120" w:type="dxa"/>
-            </w:tcMar>
           </w:tcPr>
           <w:p>
             <w:pPr>
@@ -4296,12 +4155,6 @@
               <w:right w:val="single" w:sz="4" w:space="0" w:color="C8D0DC"/>
             </w:tcBorders>
             <w:shd w:val="clear" w:color="auto" w:fill="FFFFFF"/>
-            <w:tcMar>
-              <w:top w:w="80" w:type="dxa"/>
-              <w:left w:w="120" w:type="dxa"/>
-              <w:bottom w:w="80" w:type="dxa"/>
-              <w:right w:w="120" w:type="dxa"/>
-            </w:tcMar>
           </w:tcPr>
           <w:p>
             <w:pPr>
@@ -4333,12 +4186,6 @@
               <w:right w:val="single" w:sz="4" w:space="0" w:color="C8D0DC"/>
             </w:tcBorders>
             <w:shd w:val="clear" w:color="auto" w:fill="F2F2F2"/>
-            <w:tcMar>
-              <w:top w:w="80" w:type="dxa"/>
-              <w:left w:w="120" w:type="dxa"/>
-              <w:bottom w:w="80" w:type="dxa"/>
-              <w:right w:w="120" w:type="dxa"/>
-            </w:tcMar>
           </w:tcPr>
           <w:p>
             <w:pPr>
@@ -4362,12 +4209,6 @@
               <w:right w:val="single" w:sz="4" w:space="0" w:color="C8D0DC"/>
             </w:tcBorders>
             <w:shd w:val="clear" w:color="auto" w:fill="F2F2F2"/>
-            <w:tcMar>
-              <w:top w:w="80" w:type="dxa"/>
-              <w:left w:w="120" w:type="dxa"/>
-              <w:bottom w:w="80" w:type="dxa"/>
-              <w:right w:w="120" w:type="dxa"/>
-            </w:tcMar>
           </w:tcPr>
           <w:p>
             <w:pPr>
@@ -4397,12 +4238,6 @@
               <w:right w:val="single" w:sz="4" w:space="0" w:color="C8D0DC"/>
             </w:tcBorders>
             <w:shd w:val="clear" w:color="auto" w:fill="F2F2F2"/>
-            <w:tcMar>
-              <w:top w:w="80" w:type="dxa"/>
-              <w:left w:w="120" w:type="dxa"/>
-              <w:bottom w:w="80" w:type="dxa"/>
-              <w:right w:w="120" w:type="dxa"/>
-            </w:tcMar>
           </w:tcPr>
           <w:p>
             <w:pPr>
@@ -4434,12 +4269,6 @@
               <w:right w:val="single" w:sz="4" w:space="0" w:color="C8D0DC"/>
             </w:tcBorders>
             <w:shd w:val="clear" w:color="auto" w:fill="FFFFFF"/>
-            <w:tcMar>
-              <w:top w:w="80" w:type="dxa"/>
-              <w:left w:w="120" w:type="dxa"/>
-              <w:bottom w:w="80" w:type="dxa"/>
-              <w:right w:w="120" w:type="dxa"/>
-            </w:tcMar>
           </w:tcPr>
           <w:p>
             <w:pPr>
@@ -4463,12 +4292,6 @@
               <w:right w:val="single" w:sz="4" w:space="0" w:color="C8D0DC"/>
             </w:tcBorders>
             <w:shd w:val="clear" w:color="auto" w:fill="FFFFFF"/>
-            <w:tcMar>
-              <w:top w:w="80" w:type="dxa"/>
-              <w:left w:w="120" w:type="dxa"/>
-              <w:bottom w:w="80" w:type="dxa"/>
-              <w:right w:w="120" w:type="dxa"/>
-            </w:tcMar>
           </w:tcPr>
           <w:p>
             <w:pPr>
@@ -4498,12 +4321,6 @@
               <w:right w:val="single" w:sz="4" w:space="0" w:color="C8D0DC"/>
             </w:tcBorders>
             <w:shd w:val="clear" w:color="auto" w:fill="FFFFFF"/>
-            <w:tcMar>
-              <w:top w:w="80" w:type="dxa"/>
-              <w:left w:w="120" w:type="dxa"/>
-              <w:bottom w:w="80" w:type="dxa"/>
-              <w:right w:w="120" w:type="dxa"/>
-            </w:tcMar>
           </w:tcPr>
           <w:p>
             <w:pPr>
@@ -4535,12 +4352,6 @@
               <w:right w:val="single" w:sz="4" w:space="0" w:color="C8D0DC"/>
             </w:tcBorders>
             <w:shd w:val="clear" w:color="auto" w:fill="F2F2F2"/>
-            <w:tcMar>
-              <w:top w:w="80" w:type="dxa"/>
-              <w:left w:w="120" w:type="dxa"/>
-              <w:bottom w:w="80" w:type="dxa"/>
-              <w:right w:w="120" w:type="dxa"/>
-            </w:tcMar>
           </w:tcPr>
           <w:p>
             <w:pPr>
@@ -4564,12 +4375,6 @@
               <w:right w:val="single" w:sz="4" w:space="0" w:color="C8D0DC"/>
             </w:tcBorders>
             <w:shd w:val="clear" w:color="auto" w:fill="F2F2F2"/>
-            <w:tcMar>
-              <w:top w:w="80" w:type="dxa"/>
-              <w:left w:w="120" w:type="dxa"/>
-              <w:bottom w:w="80" w:type="dxa"/>
-              <w:right w:w="120" w:type="dxa"/>
-            </w:tcMar>
           </w:tcPr>
           <w:p>
             <w:pPr>
@@ -4599,12 +4404,6 @@
               <w:right w:val="single" w:sz="4" w:space="0" w:color="C8D0DC"/>
             </w:tcBorders>
             <w:shd w:val="clear" w:color="auto" w:fill="F2F2F2"/>
-            <w:tcMar>
-              <w:top w:w="80" w:type="dxa"/>
-              <w:left w:w="120" w:type="dxa"/>
-              <w:bottom w:w="80" w:type="dxa"/>
-              <w:right w:w="120" w:type="dxa"/>
-            </w:tcMar>
           </w:tcPr>
           <w:p>
             <w:pPr>
@@ -4636,12 +4435,6 @@
               <w:right w:val="single" w:sz="4" w:space="0" w:color="C8D0DC"/>
             </w:tcBorders>
             <w:shd w:val="clear" w:color="auto" w:fill="FFFFFF"/>
-            <w:tcMar>
-              <w:top w:w="80" w:type="dxa"/>
-              <w:left w:w="120" w:type="dxa"/>
-              <w:bottom w:w="80" w:type="dxa"/>
-              <w:right w:w="120" w:type="dxa"/>
-            </w:tcMar>
           </w:tcPr>
           <w:p>
             <w:pPr>
@@ -4665,12 +4458,6 @@
               <w:right w:val="single" w:sz="4" w:space="0" w:color="C8D0DC"/>
             </w:tcBorders>
             <w:shd w:val="clear" w:color="auto" w:fill="FFFFFF"/>
-            <w:tcMar>
-              <w:top w:w="80" w:type="dxa"/>
-              <w:left w:w="120" w:type="dxa"/>
-              <w:bottom w:w="80" w:type="dxa"/>
-              <w:right w:w="120" w:type="dxa"/>
-            </w:tcMar>
           </w:tcPr>
           <w:p>
             <w:pPr>
@@ -4700,12 +4487,6 @@
               <w:right w:val="single" w:sz="4" w:space="0" w:color="C8D0DC"/>
             </w:tcBorders>
             <w:shd w:val="clear" w:color="auto" w:fill="FFFFFF"/>
-            <w:tcMar>
-              <w:top w:w="80" w:type="dxa"/>
-              <w:left w:w="120" w:type="dxa"/>
-              <w:bottom w:w="80" w:type="dxa"/>
-              <w:right w:w="120" w:type="dxa"/>
-            </w:tcMar>
           </w:tcPr>
           <w:p>
             <w:pPr>
@@ -4732,7 +4513,7 @@
         <w:pStyle w:val="Heading2"/>
       </w:pPr>
       <w:bookmarkStart w:id="28" w:name="Xc717aabd4ab02927b7deab34227116e9e7db38d"/>
-      <w:bookmarkStart w:id="29" w:name="_Toc233786876"/>
+      <w:bookmarkStart w:id="29" w:name="_Toc233815403"/>
       <w:bookmarkEnd w:id="26"/>
       <w:r>
         <w:t>7.4 What the Commercial World Figured Out — and When</w:t>
@@ -4742,18 +4523,19 @@
     <w:tbl>
       <w:tblPr>
         <w:tblStyle w:val="Table"/>
-        <w:tblW w:w="9360" w:type="dxa"/>
+        <w:tblW w:w="5000" w:type="pct"/>
         <w:tblLayout w:type="fixed"/>
-        <w:tblLook w:val="0600" w:firstRow="0" w:lastRow="0" w:firstColumn="0" w:lastColumn="0" w:noHBand="1" w:noVBand="1"/>
+        <w:tblLook w:val="0020" w:firstRow="1" w:lastRow="0" w:firstColumn="0" w:lastColumn="0" w:noHBand="0" w:noVBand="0"/>
       </w:tblPr>
       <w:tblGrid>
-        <w:gridCol w:w="2340"/>
-        <w:gridCol w:w="2340"/>
-        <w:gridCol w:w="2340"/>
-        <w:gridCol w:w="2340"/>
+        <w:gridCol w:w="2394"/>
+        <w:gridCol w:w="2394"/>
+        <w:gridCol w:w="2394"/>
+        <w:gridCol w:w="2394"/>
       </w:tblGrid>
       <w:tr>
         <w:trPr>
+          <w:cnfStyle w:val="100000000000" w:firstRow="1" w:lastRow="0" w:firstColumn="0" w:lastColumn="0" w:oddVBand="0" w:evenVBand="0" w:oddHBand="0" w:evenHBand="0" w:firstRowFirstColumn="0" w:firstRowLastColumn="0" w:lastRowFirstColumn="0" w:lastRowLastColumn="0"/>
           <w:tblHeader/>
         </w:trPr>
         <w:tc>
@@ -4766,12 +4548,6 @@
               <w:right w:val="single" w:sz="4" w:space="0" w:color="C8D0DC"/>
             </w:tcBorders>
             <w:shd w:val="clear" w:color="auto" w:fill="1F3864"/>
-            <w:tcMar>
-              <w:top w:w="80" w:type="dxa"/>
-              <w:left w:w="120" w:type="dxa"/>
-              <w:bottom w:w="80" w:type="dxa"/>
-              <w:right w:w="120" w:type="dxa"/>
-            </w:tcMar>
           </w:tcPr>
           <w:p>
             <w:pPr>
@@ -4797,12 +4573,6 @@
               <w:right w:val="single" w:sz="4" w:space="0" w:color="C8D0DC"/>
             </w:tcBorders>
             <w:shd w:val="clear" w:color="auto" w:fill="1F3864"/>
-            <w:tcMar>
-              <w:top w:w="80" w:type="dxa"/>
-              <w:left w:w="120" w:type="dxa"/>
-              <w:bottom w:w="80" w:type="dxa"/>
-              <w:right w:w="120" w:type="dxa"/>
-            </w:tcMar>
           </w:tcPr>
           <w:p>
             <w:pPr>
@@ -4828,12 +4598,6 @@
               <w:right w:val="single" w:sz="4" w:space="0" w:color="C8D0DC"/>
             </w:tcBorders>
             <w:shd w:val="clear" w:color="auto" w:fill="1F3864"/>
-            <w:tcMar>
-              <w:top w:w="80" w:type="dxa"/>
-              <w:left w:w="120" w:type="dxa"/>
-              <w:bottom w:w="80" w:type="dxa"/>
-              <w:right w:w="120" w:type="dxa"/>
-            </w:tcMar>
           </w:tcPr>
           <w:p>
             <w:pPr>
@@ -4859,12 +4623,6 @@
               <w:right w:val="single" w:sz="4" w:space="0" w:color="C8D0DC"/>
             </w:tcBorders>
             <w:shd w:val="clear" w:color="auto" w:fill="1F3864"/>
-            <w:tcMar>
-              <w:top w:w="80" w:type="dxa"/>
-              <w:left w:w="120" w:type="dxa"/>
-              <w:bottom w:w="80" w:type="dxa"/>
-              <w:right w:w="120" w:type="dxa"/>
-            </w:tcMar>
           </w:tcPr>
           <w:p>
             <w:pPr>
@@ -4892,12 +4650,6 @@
               <w:right w:val="single" w:sz="4" w:space="0" w:color="C8D0DC"/>
             </w:tcBorders>
             <w:shd w:val="clear" w:color="auto" w:fill="FFFFFF"/>
-            <w:tcMar>
-              <w:top w:w="80" w:type="dxa"/>
-              <w:left w:w="120" w:type="dxa"/>
-              <w:bottom w:w="80" w:type="dxa"/>
-              <w:right w:w="120" w:type="dxa"/>
-            </w:tcMar>
           </w:tcPr>
           <w:p>
             <w:pPr>
@@ -4921,12 +4673,6 @@
               <w:right w:val="single" w:sz="4" w:space="0" w:color="C8D0DC"/>
             </w:tcBorders>
             <w:shd w:val="clear" w:color="auto" w:fill="FFFFFF"/>
-            <w:tcMar>
-              <w:top w:w="80" w:type="dxa"/>
-              <w:left w:w="120" w:type="dxa"/>
-              <w:bottom w:w="80" w:type="dxa"/>
-              <w:right w:w="120" w:type="dxa"/>
-            </w:tcMar>
           </w:tcPr>
           <w:p>
             <w:pPr>
@@ -4950,12 +4696,6 @@
               <w:right w:val="single" w:sz="4" w:space="0" w:color="C8D0DC"/>
             </w:tcBorders>
             <w:shd w:val="clear" w:color="auto" w:fill="FFFFFF"/>
-            <w:tcMar>
-              <w:top w:w="80" w:type="dxa"/>
-              <w:left w:w="120" w:type="dxa"/>
-              <w:bottom w:w="80" w:type="dxa"/>
-              <w:right w:w="120" w:type="dxa"/>
-            </w:tcMar>
           </w:tcPr>
           <w:p>
             <w:pPr>
@@ -4979,12 +4719,6 @@
               <w:right w:val="single" w:sz="4" w:space="0" w:color="C8D0DC"/>
             </w:tcBorders>
             <w:shd w:val="clear" w:color="auto" w:fill="FFFFFF"/>
-            <w:tcMar>
-              <w:top w:w="80" w:type="dxa"/>
-              <w:left w:w="120" w:type="dxa"/>
-              <w:bottom w:w="80" w:type="dxa"/>
-              <w:right w:w="120" w:type="dxa"/>
-            </w:tcMar>
           </w:tcPr>
           <w:p>
             <w:pPr>
@@ -5010,12 +4744,6 @@
               <w:right w:val="single" w:sz="4" w:space="0" w:color="C8D0DC"/>
             </w:tcBorders>
             <w:shd w:val="clear" w:color="auto" w:fill="F2F2F2"/>
-            <w:tcMar>
-              <w:top w:w="80" w:type="dxa"/>
-              <w:left w:w="120" w:type="dxa"/>
-              <w:bottom w:w="80" w:type="dxa"/>
-              <w:right w:w="120" w:type="dxa"/>
-            </w:tcMar>
           </w:tcPr>
           <w:p>
             <w:pPr>
@@ -5039,12 +4767,6 @@
               <w:right w:val="single" w:sz="4" w:space="0" w:color="C8D0DC"/>
             </w:tcBorders>
             <w:shd w:val="clear" w:color="auto" w:fill="F2F2F2"/>
-            <w:tcMar>
-              <w:top w:w="80" w:type="dxa"/>
-              <w:left w:w="120" w:type="dxa"/>
-              <w:bottom w:w="80" w:type="dxa"/>
-              <w:right w:w="120" w:type="dxa"/>
-            </w:tcMar>
           </w:tcPr>
           <w:p>
             <w:pPr>
@@ -5068,12 +4790,6 @@
               <w:right w:val="single" w:sz="4" w:space="0" w:color="C8D0DC"/>
             </w:tcBorders>
             <w:shd w:val="clear" w:color="auto" w:fill="F2F2F2"/>
-            <w:tcMar>
-              <w:top w:w="80" w:type="dxa"/>
-              <w:left w:w="120" w:type="dxa"/>
-              <w:bottom w:w="80" w:type="dxa"/>
-              <w:right w:w="120" w:type="dxa"/>
-            </w:tcMar>
           </w:tcPr>
           <w:p>
             <w:pPr>
@@ -5097,12 +4813,6 @@
               <w:right w:val="single" w:sz="4" w:space="0" w:color="C8D0DC"/>
             </w:tcBorders>
             <w:shd w:val="clear" w:color="auto" w:fill="F2F2F2"/>
-            <w:tcMar>
-              <w:top w:w="80" w:type="dxa"/>
-              <w:left w:w="120" w:type="dxa"/>
-              <w:bottom w:w="80" w:type="dxa"/>
-              <w:right w:w="120" w:type="dxa"/>
-            </w:tcMar>
           </w:tcPr>
           <w:p>
             <w:pPr>
@@ -5128,12 +4838,6 @@
               <w:right w:val="single" w:sz="4" w:space="0" w:color="C8D0DC"/>
             </w:tcBorders>
             <w:shd w:val="clear" w:color="auto" w:fill="FFFFFF"/>
-            <w:tcMar>
-              <w:top w:w="80" w:type="dxa"/>
-              <w:left w:w="120" w:type="dxa"/>
-              <w:bottom w:w="80" w:type="dxa"/>
-              <w:right w:w="120" w:type="dxa"/>
-            </w:tcMar>
           </w:tcPr>
           <w:p>
             <w:pPr>
@@ -5157,12 +4861,6 @@
               <w:right w:val="single" w:sz="4" w:space="0" w:color="C8D0DC"/>
             </w:tcBorders>
             <w:shd w:val="clear" w:color="auto" w:fill="FFFFFF"/>
-            <w:tcMar>
-              <w:top w:w="80" w:type="dxa"/>
-              <w:left w:w="120" w:type="dxa"/>
-              <w:bottom w:w="80" w:type="dxa"/>
-              <w:right w:w="120" w:type="dxa"/>
-            </w:tcMar>
           </w:tcPr>
           <w:p>
             <w:pPr>
@@ -5186,12 +4884,6 @@
               <w:right w:val="single" w:sz="4" w:space="0" w:color="C8D0DC"/>
             </w:tcBorders>
             <w:shd w:val="clear" w:color="auto" w:fill="FFFFFF"/>
-            <w:tcMar>
-              <w:top w:w="80" w:type="dxa"/>
-              <w:left w:w="120" w:type="dxa"/>
-              <w:bottom w:w="80" w:type="dxa"/>
-              <w:right w:w="120" w:type="dxa"/>
-            </w:tcMar>
           </w:tcPr>
           <w:p>
             <w:pPr>
@@ -5215,12 +4907,6 @@
               <w:right w:val="single" w:sz="4" w:space="0" w:color="C8D0DC"/>
             </w:tcBorders>
             <w:shd w:val="clear" w:color="auto" w:fill="FFFFFF"/>
-            <w:tcMar>
-              <w:top w:w="80" w:type="dxa"/>
-              <w:left w:w="120" w:type="dxa"/>
-              <w:bottom w:w="80" w:type="dxa"/>
-              <w:right w:w="120" w:type="dxa"/>
-            </w:tcMar>
           </w:tcPr>
           <w:p>
             <w:pPr>
@@ -5246,12 +4932,6 @@
               <w:right w:val="single" w:sz="4" w:space="0" w:color="C8D0DC"/>
             </w:tcBorders>
             <w:shd w:val="clear" w:color="auto" w:fill="F2F2F2"/>
-            <w:tcMar>
-              <w:top w:w="80" w:type="dxa"/>
-              <w:left w:w="120" w:type="dxa"/>
-              <w:bottom w:w="80" w:type="dxa"/>
-              <w:right w:w="120" w:type="dxa"/>
-            </w:tcMar>
           </w:tcPr>
           <w:p>
             <w:pPr>
@@ -5275,12 +4955,6 @@
               <w:right w:val="single" w:sz="4" w:space="0" w:color="C8D0DC"/>
             </w:tcBorders>
             <w:shd w:val="clear" w:color="auto" w:fill="F2F2F2"/>
-            <w:tcMar>
-              <w:top w:w="80" w:type="dxa"/>
-              <w:left w:w="120" w:type="dxa"/>
-              <w:bottom w:w="80" w:type="dxa"/>
-              <w:right w:w="120" w:type="dxa"/>
-            </w:tcMar>
           </w:tcPr>
           <w:p>
             <w:pPr>
@@ -5304,12 +4978,6 @@
               <w:right w:val="single" w:sz="4" w:space="0" w:color="C8D0DC"/>
             </w:tcBorders>
             <w:shd w:val="clear" w:color="auto" w:fill="F2F2F2"/>
-            <w:tcMar>
-              <w:top w:w="80" w:type="dxa"/>
-              <w:left w:w="120" w:type="dxa"/>
-              <w:bottom w:w="80" w:type="dxa"/>
-              <w:right w:w="120" w:type="dxa"/>
-            </w:tcMar>
           </w:tcPr>
           <w:p>
             <w:pPr>
@@ -5333,12 +5001,6 @@
               <w:right w:val="single" w:sz="4" w:space="0" w:color="C8D0DC"/>
             </w:tcBorders>
             <w:shd w:val="clear" w:color="auto" w:fill="F2F2F2"/>
-            <w:tcMar>
-              <w:top w:w="80" w:type="dxa"/>
-              <w:left w:w="120" w:type="dxa"/>
-              <w:bottom w:w="80" w:type="dxa"/>
-              <w:right w:w="120" w:type="dxa"/>
-            </w:tcMar>
           </w:tcPr>
           <w:p>
             <w:pPr>
@@ -5364,12 +5026,6 @@
               <w:right w:val="single" w:sz="4" w:space="0" w:color="C8D0DC"/>
             </w:tcBorders>
             <w:shd w:val="clear" w:color="auto" w:fill="FFFFFF"/>
-            <w:tcMar>
-              <w:top w:w="80" w:type="dxa"/>
-              <w:left w:w="120" w:type="dxa"/>
-              <w:bottom w:w="80" w:type="dxa"/>
-              <w:right w:w="120" w:type="dxa"/>
-            </w:tcMar>
           </w:tcPr>
           <w:p>
             <w:pPr>
@@ -5393,12 +5049,6 @@
               <w:right w:val="single" w:sz="4" w:space="0" w:color="C8D0DC"/>
             </w:tcBorders>
             <w:shd w:val="clear" w:color="auto" w:fill="FFFFFF"/>
-            <w:tcMar>
-              <w:top w:w="80" w:type="dxa"/>
-              <w:left w:w="120" w:type="dxa"/>
-              <w:bottom w:w="80" w:type="dxa"/>
-              <w:right w:w="120" w:type="dxa"/>
-            </w:tcMar>
           </w:tcPr>
           <w:p>
             <w:pPr>
@@ -5422,12 +5072,6 @@
               <w:right w:val="single" w:sz="4" w:space="0" w:color="C8D0DC"/>
             </w:tcBorders>
             <w:shd w:val="clear" w:color="auto" w:fill="FFFFFF"/>
-            <w:tcMar>
-              <w:top w:w="80" w:type="dxa"/>
-              <w:left w:w="120" w:type="dxa"/>
-              <w:bottom w:w="80" w:type="dxa"/>
-              <w:right w:w="120" w:type="dxa"/>
-            </w:tcMar>
           </w:tcPr>
           <w:p>
             <w:pPr>
@@ -5451,12 +5095,6 @@
               <w:right w:val="single" w:sz="4" w:space="0" w:color="C8D0DC"/>
             </w:tcBorders>
             <w:shd w:val="clear" w:color="auto" w:fill="FFFFFF"/>
-            <w:tcMar>
-              <w:top w:w="80" w:type="dxa"/>
-              <w:left w:w="120" w:type="dxa"/>
-              <w:bottom w:w="80" w:type="dxa"/>
-              <w:right w:w="120" w:type="dxa"/>
-            </w:tcMar>
           </w:tcPr>
           <w:p>
             <w:pPr>
@@ -5482,12 +5120,6 @@
               <w:right w:val="single" w:sz="4" w:space="0" w:color="C8D0DC"/>
             </w:tcBorders>
             <w:shd w:val="clear" w:color="auto" w:fill="F2F2F2"/>
-            <w:tcMar>
-              <w:top w:w="80" w:type="dxa"/>
-              <w:left w:w="120" w:type="dxa"/>
-              <w:bottom w:w="80" w:type="dxa"/>
-              <w:right w:w="120" w:type="dxa"/>
-            </w:tcMar>
           </w:tcPr>
           <w:p>
             <w:pPr>
@@ -5511,12 +5143,6 @@
               <w:right w:val="single" w:sz="4" w:space="0" w:color="C8D0DC"/>
             </w:tcBorders>
             <w:shd w:val="clear" w:color="auto" w:fill="F2F2F2"/>
-            <w:tcMar>
-              <w:top w:w="80" w:type="dxa"/>
-              <w:left w:w="120" w:type="dxa"/>
-              <w:bottom w:w="80" w:type="dxa"/>
-              <w:right w:w="120" w:type="dxa"/>
-            </w:tcMar>
           </w:tcPr>
           <w:p>
             <w:pPr>
@@ -5540,12 +5166,6 @@
               <w:right w:val="single" w:sz="4" w:space="0" w:color="C8D0DC"/>
             </w:tcBorders>
             <w:shd w:val="clear" w:color="auto" w:fill="F2F2F2"/>
-            <w:tcMar>
-              <w:top w:w="80" w:type="dxa"/>
-              <w:left w:w="120" w:type="dxa"/>
-              <w:bottom w:w="80" w:type="dxa"/>
-              <w:right w:w="120" w:type="dxa"/>
-            </w:tcMar>
           </w:tcPr>
           <w:p>
             <w:pPr>
@@ -5569,12 +5189,6 @@
               <w:right w:val="single" w:sz="4" w:space="0" w:color="C8D0DC"/>
             </w:tcBorders>
             <w:shd w:val="clear" w:color="auto" w:fill="F2F2F2"/>
-            <w:tcMar>
-              <w:top w:w="80" w:type="dxa"/>
-              <w:left w:w="120" w:type="dxa"/>
-              <w:bottom w:w="80" w:type="dxa"/>
-              <w:right w:w="120" w:type="dxa"/>
-            </w:tcMar>
           </w:tcPr>
           <w:p>
             <w:pPr>
@@ -5600,12 +5214,6 @@
               <w:right w:val="single" w:sz="4" w:space="0" w:color="C8D0DC"/>
             </w:tcBorders>
             <w:shd w:val="clear" w:color="auto" w:fill="FFFFFF"/>
-            <w:tcMar>
-              <w:top w:w="80" w:type="dxa"/>
-              <w:left w:w="120" w:type="dxa"/>
-              <w:bottom w:w="80" w:type="dxa"/>
-              <w:right w:w="120" w:type="dxa"/>
-            </w:tcMar>
           </w:tcPr>
           <w:p>
             <w:pPr>
@@ -5629,12 +5237,6 @@
               <w:right w:val="single" w:sz="4" w:space="0" w:color="C8D0DC"/>
             </w:tcBorders>
             <w:shd w:val="clear" w:color="auto" w:fill="FFFFFF"/>
-            <w:tcMar>
-              <w:top w:w="80" w:type="dxa"/>
-              <w:left w:w="120" w:type="dxa"/>
-              <w:bottom w:w="80" w:type="dxa"/>
-              <w:right w:w="120" w:type="dxa"/>
-            </w:tcMar>
           </w:tcPr>
           <w:p>
             <w:pPr>
@@ -5658,12 +5260,6 @@
               <w:right w:val="single" w:sz="4" w:space="0" w:color="C8D0DC"/>
             </w:tcBorders>
             <w:shd w:val="clear" w:color="auto" w:fill="FFFFFF"/>
-            <w:tcMar>
-              <w:top w:w="80" w:type="dxa"/>
-              <w:left w:w="120" w:type="dxa"/>
-              <w:bottom w:w="80" w:type="dxa"/>
-              <w:right w:w="120" w:type="dxa"/>
-            </w:tcMar>
           </w:tcPr>
           <w:p>
             <w:pPr>
@@ -5687,12 +5283,6 @@
               <w:right w:val="single" w:sz="4" w:space="0" w:color="C8D0DC"/>
             </w:tcBorders>
             <w:shd w:val="clear" w:color="auto" w:fill="FFFFFF"/>
-            <w:tcMar>
-              <w:top w:w="80" w:type="dxa"/>
-              <w:left w:w="120" w:type="dxa"/>
-              <w:bottom w:w="80" w:type="dxa"/>
-              <w:right w:w="120" w:type="dxa"/>
-            </w:tcMar>
           </w:tcPr>
           <w:p>
             <w:pPr>
@@ -5731,7 +5321,7 @@
         <w:pStyle w:val="Heading1"/>
       </w:pPr>
       <w:bookmarkStart w:id="30" w:name="X50c43ddecf199ebf91917431a313350dc266772"/>
-      <w:bookmarkStart w:id="31" w:name="_Toc233786877"/>
+      <w:bookmarkStart w:id="31" w:name="_Toc233815404"/>
       <w:bookmarkEnd w:id="20"/>
       <w:bookmarkEnd w:id="28"/>
       <w:r>
@@ -5750,17 +5340,18 @@
     <w:tbl>
       <w:tblPr>
         <w:tblStyle w:val="Table"/>
-        <w:tblW w:w="9360" w:type="dxa"/>
+        <w:tblW w:w="5000" w:type="pct"/>
         <w:tblLayout w:type="fixed"/>
-        <w:tblLook w:val="0600" w:firstRow="0" w:lastRow="0" w:firstColumn="0" w:lastColumn="0" w:noHBand="1" w:noVBand="1"/>
+        <w:tblLook w:val="0020" w:firstRow="1" w:lastRow="0" w:firstColumn="0" w:lastColumn="0" w:noHBand="0" w:noVBand="0"/>
       </w:tblPr>
       <w:tblGrid>
-        <w:gridCol w:w="3120"/>
-        <w:gridCol w:w="3120"/>
-        <w:gridCol w:w="3120"/>
+        <w:gridCol w:w="3192"/>
+        <w:gridCol w:w="3192"/>
+        <w:gridCol w:w="3192"/>
       </w:tblGrid>
       <w:tr>
         <w:trPr>
+          <w:cnfStyle w:val="100000000000" w:firstRow="1" w:lastRow="0" w:firstColumn="0" w:lastColumn="0" w:oddVBand="0" w:evenVBand="0" w:oddHBand="0" w:evenHBand="0" w:firstRowFirstColumn="0" w:firstRowLastColumn="0" w:lastRowFirstColumn="0" w:lastRowLastColumn="0"/>
           <w:tblHeader/>
         </w:trPr>
         <w:tc>
@@ -5773,12 +5364,6 @@
               <w:right w:val="single" w:sz="4" w:space="0" w:color="C8D0DC"/>
             </w:tcBorders>
             <w:shd w:val="clear" w:color="auto" w:fill="1F3864"/>
-            <w:tcMar>
-              <w:top w:w="80" w:type="dxa"/>
-              <w:left w:w="120" w:type="dxa"/>
-              <w:bottom w:w="80" w:type="dxa"/>
-              <w:right w:w="120" w:type="dxa"/>
-            </w:tcMar>
           </w:tcPr>
           <w:p>
             <w:pPr>
@@ -5804,12 +5389,6 @@
               <w:right w:val="single" w:sz="4" w:space="0" w:color="C8D0DC"/>
             </w:tcBorders>
             <w:shd w:val="clear" w:color="auto" w:fill="1F3864"/>
-            <w:tcMar>
-              <w:top w:w="80" w:type="dxa"/>
-              <w:left w:w="120" w:type="dxa"/>
-              <w:bottom w:w="80" w:type="dxa"/>
-              <w:right w:w="120" w:type="dxa"/>
-            </w:tcMar>
           </w:tcPr>
           <w:p>
             <w:pPr>
@@ -5835,12 +5414,6 @@
               <w:right w:val="single" w:sz="4" w:space="0" w:color="C8D0DC"/>
             </w:tcBorders>
             <w:shd w:val="clear" w:color="auto" w:fill="1F3864"/>
-            <w:tcMar>
-              <w:top w:w="80" w:type="dxa"/>
-              <w:left w:w="120" w:type="dxa"/>
-              <w:bottom w:w="80" w:type="dxa"/>
-              <w:right w:w="120" w:type="dxa"/>
-            </w:tcMar>
           </w:tcPr>
           <w:p>
             <w:pPr>
@@ -5868,12 +5441,6 @@
               <w:right w:val="single" w:sz="4" w:space="0" w:color="C8D0DC"/>
             </w:tcBorders>
             <w:shd w:val="clear" w:color="auto" w:fill="FFFFFF"/>
-            <w:tcMar>
-              <w:top w:w="80" w:type="dxa"/>
-              <w:left w:w="120" w:type="dxa"/>
-              <w:bottom w:w="80" w:type="dxa"/>
-              <w:right w:w="120" w:type="dxa"/>
-            </w:tcMar>
           </w:tcPr>
           <w:p>
             <w:pPr>
@@ -5897,12 +5464,6 @@
               <w:right w:val="single" w:sz="4" w:space="0" w:color="C8D0DC"/>
             </w:tcBorders>
             <w:shd w:val="clear" w:color="auto" w:fill="FFFFFF"/>
-            <w:tcMar>
-              <w:top w:w="80" w:type="dxa"/>
-              <w:left w:w="120" w:type="dxa"/>
-              <w:bottom w:w="80" w:type="dxa"/>
-              <w:right w:w="120" w:type="dxa"/>
-            </w:tcMar>
           </w:tcPr>
           <w:p>
             <w:pPr>
@@ -5926,12 +5487,6 @@
               <w:right w:val="single" w:sz="4" w:space="0" w:color="C8D0DC"/>
             </w:tcBorders>
             <w:shd w:val="clear" w:color="auto" w:fill="FFFFFF"/>
-            <w:tcMar>
-              <w:top w:w="80" w:type="dxa"/>
-              <w:left w:w="120" w:type="dxa"/>
-              <w:bottom w:w="80" w:type="dxa"/>
-              <w:right w:w="120" w:type="dxa"/>
-            </w:tcMar>
           </w:tcPr>
           <w:p>
             <w:pPr>
@@ -5957,12 +5512,6 @@
               <w:right w:val="single" w:sz="4" w:space="0" w:color="C8D0DC"/>
             </w:tcBorders>
             <w:shd w:val="clear" w:color="auto" w:fill="F2F2F2"/>
-            <w:tcMar>
-              <w:top w:w="80" w:type="dxa"/>
-              <w:left w:w="120" w:type="dxa"/>
-              <w:bottom w:w="80" w:type="dxa"/>
-              <w:right w:w="120" w:type="dxa"/>
-            </w:tcMar>
           </w:tcPr>
           <w:p>
             <w:pPr>
@@ -5986,12 +5535,6 @@
               <w:right w:val="single" w:sz="4" w:space="0" w:color="C8D0DC"/>
             </w:tcBorders>
             <w:shd w:val="clear" w:color="auto" w:fill="F2F2F2"/>
-            <w:tcMar>
-              <w:top w:w="80" w:type="dxa"/>
-              <w:left w:w="120" w:type="dxa"/>
-              <w:bottom w:w="80" w:type="dxa"/>
-              <w:right w:w="120" w:type="dxa"/>
-            </w:tcMar>
           </w:tcPr>
           <w:p>
             <w:pPr>
@@ -6015,12 +5558,6 @@
               <w:right w:val="single" w:sz="4" w:space="0" w:color="C8D0DC"/>
             </w:tcBorders>
             <w:shd w:val="clear" w:color="auto" w:fill="F2F2F2"/>
-            <w:tcMar>
-              <w:top w:w="80" w:type="dxa"/>
-              <w:left w:w="120" w:type="dxa"/>
-              <w:bottom w:w="80" w:type="dxa"/>
-              <w:right w:w="120" w:type="dxa"/>
-            </w:tcMar>
           </w:tcPr>
           <w:p>
             <w:pPr>
@@ -6046,12 +5583,6 @@
               <w:right w:val="single" w:sz="4" w:space="0" w:color="C8D0DC"/>
             </w:tcBorders>
             <w:shd w:val="clear" w:color="auto" w:fill="FFFFFF"/>
-            <w:tcMar>
-              <w:top w:w="80" w:type="dxa"/>
-              <w:left w:w="120" w:type="dxa"/>
-              <w:bottom w:w="80" w:type="dxa"/>
-              <w:right w:w="120" w:type="dxa"/>
-            </w:tcMar>
           </w:tcPr>
           <w:p>
             <w:pPr>
@@ -6075,12 +5606,6 @@
               <w:right w:val="single" w:sz="4" w:space="0" w:color="C8D0DC"/>
             </w:tcBorders>
             <w:shd w:val="clear" w:color="auto" w:fill="FFFFFF"/>
-            <w:tcMar>
-              <w:top w:w="80" w:type="dxa"/>
-              <w:left w:w="120" w:type="dxa"/>
-              <w:bottom w:w="80" w:type="dxa"/>
-              <w:right w:w="120" w:type="dxa"/>
-            </w:tcMar>
           </w:tcPr>
           <w:p>
             <w:pPr>
@@ -6104,12 +5629,6 @@
               <w:right w:val="single" w:sz="4" w:space="0" w:color="C8D0DC"/>
             </w:tcBorders>
             <w:shd w:val="clear" w:color="auto" w:fill="FFFFFF"/>
-            <w:tcMar>
-              <w:top w:w="80" w:type="dxa"/>
-              <w:left w:w="120" w:type="dxa"/>
-              <w:bottom w:w="80" w:type="dxa"/>
-              <w:right w:w="120" w:type="dxa"/>
-            </w:tcMar>
           </w:tcPr>
           <w:p>
             <w:pPr>
@@ -6135,12 +5654,6 @@
               <w:right w:val="single" w:sz="4" w:space="0" w:color="C8D0DC"/>
             </w:tcBorders>
             <w:shd w:val="clear" w:color="auto" w:fill="F2F2F2"/>
-            <w:tcMar>
-              <w:top w:w="80" w:type="dxa"/>
-              <w:left w:w="120" w:type="dxa"/>
-              <w:bottom w:w="80" w:type="dxa"/>
-              <w:right w:w="120" w:type="dxa"/>
-            </w:tcMar>
           </w:tcPr>
           <w:p>
             <w:pPr>
@@ -6164,12 +5677,6 @@
               <w:right w:val="single" w:sz="4" w:space="0" w:color="C8D0DC"/>
             </w:tcBorders>
             <w:shd w:val="clear" w:color="auto" w:fill="F2F2F2"/>
-            <w:tcMar>
-              <w:top w:w="80" w:type="dxa"/>
-              <w:left w:w="120" w:type="dxa"/>
-              <w:bottom w:w="80" w:type="dxa"/>
-              <w:right w:w="120" w:type="dxa"/>
-            </w:tcMar>
           </w:tcPr>
           <w:p>
             <w:pPr>
@@ -6193,12 +5700,6 @@
               <w:right w:val="single" w:sz="4" w:space="0" w:color="C8D0DC"/>
             </w:tcBorders>
             <w:shd w:val="clear" w:color="auto" w:fill="F2F2F2"/>
-            <w:tcMar>
-              <w:top w:w="80" w:type="dxa"/>
-              <w:left w:w="120" w:type="dxa"/>
-              <w:bottom w:w="80" w:type="dxa"/>
-              <w:right w:w="120" w:type="dxa"/>
-            </w:tcMar>
           </w:tcPr>
           <w:p>
             <w:pPr>
@@ -6224,12 +5725,6 @@
               <w:right w:val="single" w:sz="4" w:space="0" w:color="C8D0DC"/>
             </w:tcBorders>
             <w:shd w:val="clear" w:color="auto" w:fill="FFFFFF"/>
-            <w:tcMar>
-              <w:top w:w="80" w:type="dxa"/>
-              <w:left w:w="120" w:type="dxa"/>
-              <w:bottom w:w="80" w:type="dxa"/>
-              <w:right w:w="120" w:type="dxa"/>
-            </w:tcMar>
           </w:tcPr>
           <w:p>
             <w:pPr>
@@ -6253,12 +5748,6 @@
               <w:right w:val="single" w:sz="4" w:space="0" w:color="C8D0DC"/>
             </w:tcBorders>
             <w:shd w:val="clear" w:color="auto" w:fill="FFFFFF"/>
-            <w:tcMar>
-              <w:top w:w="80" w:type="dxa"/>
-              <w:left w:w="120" w:type="dxa"/>
-              <w:bottom w:w="80" w:type="dxa"/>
-              <w:right w:w="120" w:type="dxa"/>
-            </w:tcMar>
           </w:tcPr>
           <w:p>
             <w:pPr>
@@ -6282,12 +5771,6 @@
               <w:right w:val="single" w:sz="4" w:space="0" w:color="C8D0DC"/>
             </w:tcBorders>
             <w:shd w:val="clear" w:color="auto" w:fill="FFFFFF"/>
-            <w:tcMar>
-              <w:top w:w="80" w:type="dxa"/>
-              <w:left w:w="120" w:type="dxa"/>
-              <w:bottom w:w="80" w:type="dxa"/>
-              <w:right w:w="120" w:type="dxa"/>
-            </w:tcMar>
           </w:tcPr>
           <w:p>
             <w:pPr>
@@ -6313,12 +5796,6 @@
               <w:right w:val="single" w:sz="4" w:space="0" w:color="C8D0DC"/>
             </w:tcBorders>
             <w:shd w:val="clear" w:color="auto" w:fill="F2F2F2"/>
-            <w:tcMar>
-              <w:top w:w="80" w:type="dxa"/>
-              <w:left w:w="120" w:type="dxa"/>
-              <w:bottom w:w="80" w:type="dxa"/>
-              <w:right w:w="120" w:type="dxa"/>
-            </w:tcMar>
           </w:tcPr>
           <w:p>
             <w:pPr>
@@ -6342,12 +5819,6 @@
               <w:right w:val="single" w:sz="4" w:space="0" w:color="C8D0DC"/>
             </w:tcBorders>
             <w:shd w:val="clear" w:color="auto" w:fill="F2F2F2"/>
-            <w:tcMar>
-              <w:top w:w="80" w:type="dxa"/>
-              <w:left w:w="120" w:type="dxa"/>
-              <w:bottom w:w="80" w:type="dxa"/>
-              <w:right w:w="120" w:type="dxa"/>
-            </w:tcMar>
           </w:tcPr>
           <w:p>
             <w:pPr>
@@ -6371,12 +5842,6 @@
               <w:right w:val="single" w:sz="4" w:space="0" w:color="C8D0DC"/>
             </w:tcBorders>
             <w:shd w:val="clear" w:color="auto" w:fill="F2F2F2"/>
-            <w:tcMar>
-              <w:top w:w="80" w:type="dxa"/>
-              <w:left w:w="120" w:type="dxa"/>
-              <w:bottom w:w="80" w:type="dxa"/>
-              <w:right w:w="120" w:type="dxa"/>
-            </w:tcMar>
           </w:tcPr>
           <w:p>
             <w:pPr>
@@ -6402,12 +5867,6 @@
               <w:right w:val="single" w:sz="4" w:space="0" w:color="C8D0DC"/>
             </w:tcBorders>
             <w:shd w:val="clear" w:color="auto" w:fill="FFFFFF"/>
-            <w:tcMar>
-              <w:top w:w="80" w:type="dxa"/>
-              <w:left w:w="120" w:type="dxa"/>
-              <w:bottom w:w="80" w:type="dxa"/>
-              <w:right w:w="120" w:type="dxa"/>
-            </w:tcMar>
           </w:tcPr>
           <w:p>
             <w:pPr>
@@ -6431,12 +5890,6 @@
               <w:right w:val="single" w:sz="4" w:space="0" w:color="C8D0DC"/>
             </w:tcBorders>
             <w:shd w:val="clear" w:color="auto" w:fill="FFFFFF"/>
-            <w:tcMar>
-              <w:top w:w="80" w:type="dxa"/>
-              <w:left w:w="120" w:type="dxa"/>
-              <w:bottom w:w="80" w:type="dxa"/>
-              <w:right w:w="120" w:type="dxa"/>
-            </w:tcMar>
           </w:tcPr>
           <w:p>
             <w:pPr>
@@ -6460,12 +5913,6 @@
               <w:right w:val="single" w:sz="4" w:space="0" w:color="C8D0DC"/>
             </w:tcBorders>
             <w:shd w:val="clear" w:color="auto" w:fill="FFFFFF"/>
-            <w:tcMar>
-              <w:top w:w="80" w:type="dxa"/>
-              <w:left w:w="120" w:type="dxa"/>
-              <w:bottom w:w="80" w:type="dxa"/>
-              <w:right w:w="120" w:type="dxa"/>
-            </w:tcMar>
           </w:tcPr>
           <w:p>
             <w:pPr>
@@ -6508,7 +5955,7 @@
         <w:pStyle w:val="Heading1"/>
       </w:pPr>
       <w:bookmarkStart w:id="32" w:name="X1a497c7ea6d83df250265fb5a83ec23fa2fa09e"/>
-      <w:bookmarkStart w:id="33" w:name="_Toc233786878"/>
+      <w:bookmarkStart w:id="33" w:name="_Toc233815405"/>
       <w:bookmarkEnd w:id="30"/>
       <w:r>
         <w:t>9. Act 4 — The Way Forward: Application-Aware Modernization</w:t>
@@ -6524,7 +5971,7 @@
           <w:noProof/>
         </w:rPr>
         <w:drawing>
-          <wp:inline distT="0" distB="0" distL="0" distR="0" wp14:anchorId="7AD1B0A1" wp14:editId="59720C32">
+          <wp:inline distT="0" distB="0" distL="0" distR="0" wp14:anchorId="0E13DFDC" wp14:editId="2B7FABA0">
             <wp:extent cx="5334000" cy="2933700"/>
             <wp:effectExtent l="0" t="0" r="0" b="0"/>
             <wp:docPr id="56" name="Picture" descr="The Four Principles of Application-Aware Modernization"/>
@@ -6615,7 +6062,7 @@
         <w:pStyle w:val="Heading2"/>
       </w:pPr>
       <w:bookmarkStart w:id="34" w:name="Xbc698cae2942f33fdb0065bde2168bfe6efbd56"/>
-      <w:bookmarkStart w:id="35" w:name="_Toc233786879"/>
+      <w:bookmarkStart w:id="35" w:name="_Toc233815406"/>
       <w:r>
         <w:t>9.1 Principle 1 — Restore a Single Source of Truth</w:t>
       </w:r>
@@ -6630,7 +6077,7 @@
           <w:noProof/>
         </w:rPr>
         <w:drawing>
-          <wp:inline distT="0" distB="0" distL="0" distR="0" wp14:anchorId="074AAFD0" wp14:editId="57476347">
+          <wp:inline distT="0" distB="0" distL="0" distR="0" wp14:anchorId="5BE7F583" wp14:editId="6CC27B01">
             <wp:extent cx="5334000" cy="2844800"/>
             <wp:effectExtent l="0" t="0" r="0" b="0"/>
             <wp:docPr id="59" name="Picture" descr="Principle 1 — SSOT Restoration: Collapsing Twelve Regional Silos Into One Authoritative Model"/>
@@ -6768,7 +6215,7 @@
         <w:pStyle w:val="Heading2"/>
       </w:pPr>
       <w:bookmarkStart w:id="36" w:name="Xdfa5d8d43cb38b7775800e99b3c0ea4c41bc9b7"/>
-      <w:bookmarkStart w:id="37" w:name="_Toc233786880"/>
+      <w:bookmarkStart w:id="37" w:name="_Toc233815407"/>
       <w:bookmarkEnd w:id="34"/>
       <w:r>
         <w:t>9.2 Principle 2 — Application-Aware Networking and Cybersecurity</w:t>
@@ -6914,7 +6361,7 @@
         <w:pStyle w:val="Heading2"/>
       </w:pPr>
       <w:bookmarkStart w:id="38" w:name="X2ee2d00d99ef33eb9ff54cc77a73ec551d5614f"/>
-      <w:bookmarkStart w:id="39" w:name="_Toc233786881"/>
+      <w:bookmarkStart w:id="39" w:name="_Toc233815408"/>
       <w:bookmarkEnd w:id="36"/>
       <w:r>
         <w:t>9.3 Principle 3 — Move From Session-Based to Token-Based Identity</w:t>
@@ -6930,7 +6377,7 @@
           <w:noProof/>
         </w:rPr>
         <w:drawing>
-          <wp:inline distT="0" distB="0" distL="0" distR="0" wp14:anchorId="68B874C8" wp14:editId="0764FC45">
+          <wp:inline distT="0" distB="0" distL="0" distR="0" wp14:anchorId="7BF5BC16" wp14:editId="1D3D9965">
             <wp:extent cx="5334000" cy="2844800"/>
             <wp:effectExtent l="0" t="0" r="0" b="0"/>
             <wp:docPr id="64" name="Picture" descr="Principle 3 — Token vs Session: How Modern Identity Works Across Networks"/>
@@ -7106,7 +6553,7 @@
           <w:noProof/>
         </w:rPr>
         <w:drawing>
-          <wp:inline distT="0" distB="0" distL="0" distR="0" wp14:anchorId="482E8DDA" wp14:editId="3D04B32C">
+          <wp:inline distT="0" distB="0" distL="0" distR="0" wp14:anchorId="5F3285D7" wp14:editId="30457441">
             <wp:extent cx="5334000" cy="2726266"/>
             <wp:effectExtent l="0" t="0" r="0" b="0"/>
             <wp:docPr id="67" name="Picture" descr="FedRAMP 20x — From Periodic Assessment to Continuous Machine-Readable Evidence"/>
@@ -7161,7 +6608,7 @@
         <w:pStyle w:val="Heading2"/>
       </w:pPr>
       <w:bookmarkStart w:id="40" w:name="sec-fedramp-20x-mainframe"/>
-      <w:bookmarkStart w:id="41" w:name="_Toc233786882"/>
+      <w:bookmarkStart w:id="41" w:name="_Toc233815409"/>
       <w:bookmarkEnd w:id="38"/>
       <w:r>
         <w:t>9.4 FedRAMP 20x Consolidated Rules — What Modernization Must Achieve</w:t>
@@ -7212,17 +6659,18 @@
     <w:tbl>
       <w:tblPr>
         <w:tblStyle w:val="Table"/>
-        <w:tblW w:w="9360" w:type="dxa"/>
+        <w:tblW w:w="5000" w:type="pct"/>
         <w:tblLayout w:type="fixed"/>
-        <w:tblLook w:val="0600" w:firstRow="0" w:lastRow="0" w:firstColumn="0" w:lastColumn="0" w:noHBand="1" w:noVBand="1"/>
+        <w:tblLook w:val="0020" w:firstRow="1" w:lastRow="0" w:firstColumn="0" w:lastColumn="0" w:noHBand="0" w:noVBand="0"/>
         <w:tblCaption w:val="FedRAMP 20x Consolidated Rules Alignment"/>
       </w:tblPr>
       <w:tblGrid>
-        <w:gridCol w:w="4680"/>
-        <w:gridCol w:w="4680"/>
+        <w:gridCol w:w="4788"/>
+        <w:gridCol w:w="4788"/>
       </w:tblGrid>
       <w:tr>
         <w:trPr>
+          <w:cnfStyle w:val="100000000000" w:firstRow="1" w:lastRow="0" w:firstColumn="0" w:lastColumn="0" w:oddVBand="0" w:evenVBand="0" w:oddHBand="0" w:evenHBand="0" w:firstRowFirstColumn="0" w:firstRowLastColumn="0" w:lastRowFirstColumn="0" w:lastRowLastColumn="0"/>
           <w:tblHeader/>
         </w:trPr>
         <w:tc>
@@ -7235,12 +6683,6 @@
               <w:right w:val="single" w:sz="4" w:space="0" w:color="C8D0DC"/>
             </w:tcBorders>
             <w:shd w:val="clear" w:color="auto" w:fill="1F3864"/>
-            <w:tcMar>
-              <w:top w:w="80" w:type="dxa"/>
-              <w:left w:w="120" w:type="dxa"/>
-              <w:bottom w:w="80" w:type="dxa"/>
-              <w:right w:w="120" w:type="dxa"/>
-            </w:tcMar>
           </w:tcPr>
           <w:p>
             <w:pPr>
@@ -7266,12 +6708,6 @@
               <w:right w:val="single" w:sz="4" w:space="0" w:color="C8D0DC"/>
             </w:tcBorders>
             <w:shd w:val="clear" w:color="auto" w:fill="1F3864"/>
-            <w:tcMar>
-              <w:top w:w="80" w:type="dxa"/>
-              <w:left w:w="120" w:type="dxa"/>
-              <w:bottom w:w="80" w:type="dxa"/>
-              <w:right w:w="120" w:type="dxa"/>
-            </w:tcMar>
           </w:tcPr>
           <w:p>
             <w:pPr>
@@ -7299,12 +6735,6 @@
               <w:right w:val="single" w:sz="4" w:space="0" w:color="C8D0DC"/>
             </w:tcBorders>
             <w:shd w:val="clear" w:color="auto" w:fill="FFFFFF"/>
-            <w:tcMar>
-              <w:top w:w="80" w:type="dxa"/>
-              <w:left w:w="120" w:type="dxa"/>
-              <w:bottom w:w="80" w:type="dxa"/>
-              <w:right w:w="120" w:type="dxa"/>
-            </w:tcMar>
           </w:tcPr>
           <w:p>
             <w:pPr>
@@ -7328,12 +6758,6 @@
               <w:right w:val="single" w:sz="4" w:space="0" w:color="C8D0DC"/>
             </w:tcBorders>
             <w:shd w:val="clear" w:color="auto" w:fill="FFFFFF"/>
-            <w:tcMar>
-              <w:top w:w="80" w:type="dxa"/>
-              <w:left w:w="120" w:type="dxa"/>
-              <w:bottom w:w="80" w:type="dxa"/>
-              <w:right w:w="120" w:type="dxa"/>
-            </w:tcMar>
           </w:tcPr>
           <w:p>
             <w:pPr>
@@ -7359,12 +6783,6 @@
               <w:right w:val="single" w:sz="4" w:space="0" w:color="C8D0DC"/>
             </w:tcBorders>
             <w:shd w:val="clear" w:color="auto" w:fill="F2F2F2"/>
-            <w:tcMar>
-              <w:top w:w="80" w:type="dxa"/>
-              <w:left w:w="120" w:type="dxa"/>
-              <w:bottom w:w="80" w:type="dxa"/>
-              <w:right w:w="120" w:type="dxa"/>
-            </w:tcMar>
           </w:tcPr>
           <w:p>
             <w:pPr>
@@ -7388,12 +6806,6 @@
               <w:right w:val="single" w:sz="4" w:space="0" w:color="C8D0DC"/>
             </w:tcBorders>
             <w:shd w:val="clear" w:color="auto" w:fill="F2F2F2"/>
-            <w:tcMar>
-              <w:top w:w="80" w:type="dxa"/>
-              <w:left w:w="120" w:type="dxa"/>
-              <w:bottom w:w="80" w:type="dxa"/>
-              <w:right w:w="120" w:type="dxa"/>
-            </w:tcMar>
           </w:tcPr>
           <w:p>
             <w:pPr>
@@ -7419,12 +6831,6 @@
               <w:right w:val="single" w:sz="4" w:space="0" w:color="C8D0DC"/>
             </w:tcBorders>
             <w:shd w:val="clear" w:color="auto" w:fill="FFFFFF"/>
-            <w:tcMar>
-              <w:top w:w="80" w:type="dxa"/>
-              <w:left w:w="120" w:type="dxa"/>
-              <w:bottom w:w="80" w:type="dxa"/>
-              <w:right w:w="120" w:type="dxa"/>
-            </w:tcMar>
           </w:tcPr>
           <w:p>
             <w:pPr>
@@ -7448,12 +6854,6 @@
               <w:right w:val="single" w:sz="4" w:space="0" w:color="C8D0DC"/>
             </w:tcBorders>
             <w:shd w:val="clear" w:color="auto" w:fill="FFFFFF"/>
-            <w:tcMar>
-              <w:top w:w="80" w:type="dxa"/>
-              <w:left w:w="120" w:type="dxa"/>
-              <w:bottom w:w="80" w:type="dxa"/>
-              <w:right w:w="120" w:type="dxa"/>
-            </w:tcMar>
           </w:tcPr>
           <w:p>
             <w:pPr>
@@ -7479,12 +6879,6 @@
               <w:right w:val="single" w:sz="4" w:space="0" w:color="C8D0DC"/>
             </w:tcBorders>
             <w:shd w:val="clear" w:color="auto" w:fill="F2F2F2"/>
-            <w:tcMar>
-              <w:top w:w="80" w:type="dxa"/>
-              <w:left w:w="120" w:type="dxa"/>
-              <w:bottom w:w="80" w:type="dxa"/>
-              <w:right w:w="120" w:type="dxa"/>
-            </w:tcMar>
           </w:tcPr>
           <w:p>
             <w:pPr>
@@ -7508,12 +6902,6 @@
               <w:right w:val="single" w:sz="4" w:space="0" w:color="C8D0DC"/>
             </w:tcBorders>
             <w:shd w:val="clear" w:color="auto" w:fill="F2F2F2"/>
-            <w:tcMar>
-              <w:top w:w="80" w:type="dxa"/>
-              <w:left w:w="120" w:type="dxa"/>
-              <w:bottom w:w="80" w:type="dxa"/>
-              <w:right w:w="120" w:type="dxa"/>
-            </w:tcMar>
           </w:tcPr>
           <w:p>
             <w:pPr>
@@ -7539,12 +6927,6 @@
               <w:right w:val="single" w:sz="4" w:space="0" w:color="C8D0DC"/>
             </w:tcBorders>
             <w:shd w:val="clear" w:color="auto" w:fill="FFFFFF"/>
-            <w:tcMar>
-              <w:top w:w="80" w:type="dxa"/>
-              <w:left w:w="120" w:type="dxa"/>
-              <w:bottom w:w="80" w:type="dxa"/>
-              <w:right w:w="120" w:type="dxa"/>
-            </w:tcMar>
           </w:tcPr>
           <w:p>
             <w:pPr>
@@ -7568,12 +6950,6 @@
               <w:right w:val="single" w:sz="4" w:space="0" w:color="C8D0DC"/>
             </w:tcBorders>
             <w:shd w:val="clear" w:color="auto" w:fill="FFFFFF"/>
-            <w:tcMar>
-              <w:top w:w="80" w:type="dxa"/>
-              <w:left w:w="120" w:type="dxa"/>
-              <w:bottom w:w="80" w:type="dxa"/>
-              <w:right w:w="120" w:type="dxa"/>
-            </w:tcMar>
           </w:tcPr>
           <w:p>
             <w:pPr>
@@ -7599,12 +6975,6 @@
               <w:right w:val="single" w:sz="4" w:space="0" w:color="C8D0DC"/>
             </w:tcBorders>
             <w:shd w:val="clear" w:color="auto" w:fill="F2F2F2"/>
-            <w:tcMar>
-              <w:top w:w="80" w:type="dxa"/>
-              <w:left w:w="120" w:type="dxa"/>
-              <w:bottom w:w="80" w:type="dxa"/>
-              <w:right w:w="120" w:type="dxa"/>
-            </w:tcMar>
           </w:tcPr>
           <w:p>
             <w:pPr>
@@ -7628,12 +6998,6 @@
               <w:right w:val="single" w:sz="4" w:space="0" w:color="C8D0DC"/>
             </w:tcBorders>
             <w:shd w:val="clear" w:color="auto" w:fill="F2F2F2"/>
-            <w:tcMar>
-              <w:top w:w="80" w:type="dxa"/>
-              <w:left w:w="120" w:type="dxa"/>
-              <w:bottom w:w="80" w:type="dxa"/>
-              <w:right w:w="120" w:type="dxa"/>
-            </w:tcMar>
           </w:tcPr>
           <w:p>
             <w:pPr>
@@ -7659,12 +7023,6 @@
               <w:right w:val="single" w:sz="4" w:space="0" w:color="C8D0DC"/>
             </w:tcBorders>
             <w:shd w:val="clear" w:color="auto" w:fill="FFFFFF"/>
-            <w:tcMar>
-              <w:top w:w="80" w:type="dxa"/>
-              <w:left w:w="120" w:type="dxa"/>
-              <w:bottom w:w="80" w:type="dxa"/>
-              <w:right w:w="120" w:type="dxa"/>
-            </w:tcMar>
           </w:tcPr>
           <w:p>
             <w:pPr>
@@ -7688,12 +7046,6 @@
               <w:right w:val="single" w:sz="4" w:space="0" w:color="C8D0DC"/>
             </w:tcBorders>
             <w:shd w:val="clear" w:color="auto" w:fill="FFFFFF"/>
-            <w:tcMar>
-              <w:top w:w="80" w:type="dxa"/>
-              <w:left w:w="120" w:type="dxa"/>
-              <w:bottom w:w="80" w:type="dxa"/>
-              <w:right w:w="120" w:type="dxa"/>
-            </w:tcMar>
           </w:tcPr>
           <w:p>
             <w:pPr>
@@ -7822,7 +7174,7 @@
     <w:tbl>
       <w:tblPr>
         <w:tblStyle w:val="Table"/>
-        <w:tblW w:w="9360" w:type="dxa"/>
+        <w:tblW w:w="0" w:type="auto"/>
         <w:tblBorders>
           <w:top w:val="single" w:sz="4" w:space="0" w:color="CC1914"/>
           <w:left w:val="single" w:sz="24" w:space="0" w:color="CC1914"/>
@@ -7833,10 +7185,10 @@
           <w:left w:w="144" w:type="dxa"/>
           <w:right w:w="144" w:type="dxa"/>
         </w:tblCellMar>
-        <w:tblLook w:val="0600" w:firstRow="0" w:lastRow="0" w:firstColumn="0" w:lastColumn="0" w:noHBand="1" w:noVBand="1"/>
+        <w:tblLook w:val="0000" w:firstRow="0" w:lastRow="0" w:firstColumn="0" w:lastColumn="0" w:noHBand="0" w:noVBand="0"/>
       </w:tblPr>
       <w:tblGrid>
-        <w:gridCol w:w="9360"/>
+        <w:gridCol w:w="9648"/>
       </w:tblGrid>
       <w:tr>
         <w:trPr>
@@ -7853,10 +7205,8 @@
             </w:tcBorders>
             <w:shd w:val="clear" w:color="auto" w:fill="1F3864"/>
             <w:tcMar>
-              <w:top w:w="80" w:type="dxa"/>
-              <w:left w:w="120" w:type="dxa"/>
-              <w:bottom w:w="80" w:type="dxa"/>
-              <w:right w:w="120" w:type="dxa"/>
+              <w:top w:w="92" w:type="dxa"/>
+              <w:bottom w:w="92" w:type="dxa"/>
             </w:tcMar>
           </w:tcPr>
           <w:p>
@@ -7873,7 +7223,7 @@
                 <w:sz w:val="20"/>
               </w:rPr>
               <w:drawing>
-                <wp:inline distT="0" distB="0" distL="0" distR="0" wp14:anchorId="785A63B1" wp14:editId="3EAF6CCB">
+                <wp:inline distT="0" distB="0" distL="0" distR="0" wp14:anchorId="7389B1B5" wp14:editId="047373A1">
                   <wp:extent cx="152400" cy="152400"/>
                   <wp:effectExtent l="0" t="0" r="0" b="0"/>
                   <wp:docPr id="71" name="Picture"/>
@@ -7940,10 +7290,8 @@
             </w:tcBorders>
             <w:shd w:val="clear" w:color="auto" w:fill="FFFFFF"/>
             <w:tcMar>
-              <w:top w:w="80" w:type="dxa"/>
-              <w:left w:w="120" w:type="dxa"/>
-              <w:bottom w:w="80" w:type="dxa"/>
-              <w:right w:w="120" w:type="dxa"/>
+              <w:top w:w="108" w:type="dxa"/>
+              <w:bottom w:w="108" w:type="dxa"/>
             </w:tcMar>
           </w:tcPr>
           <w:p>
@@ -7981,7 +7329,7 @@
         <w:pStyle w:val="Heading2"/>
       </w:pPr>
       <w:bookmarkStart w:id="42" w:name="X83e0d573bebbfeb4b5a4df8ed0603d864d64519"/>
-      <w:bookmarkStart w:id="43" w:name="_Toc233786883"/>
+      <w:bookmarkStart w:id="43" w:name="_Toc233815410"/>
       <w:bookmarkEnd w:id="40"/>
       <w:r>
         <w:t>9.5 Principle 4 — Govern Actively: The Control Plane Over the Data Plane</w:t>
@@ -7997,7 +7345,7 @@
           <w:noProof/>
         </w:rPr>
         <w:drawing>
-          <wp:inline distT="0" distB="0" distL="0" distR="0" wp14:anchorId="6AED8C5F" wp14:editId="362F168B">
+          <wp:inline distT="0" distB="0" distL="0" distR="0" wp14:anchorId="5C27992A" wp14:editId="762BCA81">
             <wp:extent cx="5334000" cy="2844800"/>
             <wp:effectExtent l="0" t="0" r="0" b="0"/>
             <wp:docPr id="75" name="Picture" descr="Active Governance: Control Plane and Actuation Ladder"/>
@@ -8078,17 +7426,18 @@
     <w:tbl>
       <w:tblPr>
         <w:tblStyle w:val="Table"/>
-        <w:tblW w:w="9360" w:type="dxa"/>
+        <w:tblW w:w="5000" w:type="pct"/>
         <w:tblLayout w:type="fixed"/>
-        <w:tblLook w:val="0600" w:firstRow="0" w:lastRow="0" w:firstColumn="0" w:lastColumn="0" w:noHBand="1" w:noVBand="1"/>
+        <w:tblLook w:val="0020" w:firstRow="1" w:lastRow="0" w:firstColumn="0" w:lastColumn="0" w:noHBand="0" w:noVBand="0"/>
       </w:tblPr>
       <w:tblGrid>
-        <w:gridCol w:w="3120"/>
-        <w:gridCol w:w="3120"/>
-        <w:gridCol w:w="3120"/>
+        <w:gridCol w:w="3192"/>
+        <w:gridCol w:w="3192"/>
+        <w:gridCol w:w="3192"/>
       </w:tblGrid>
       <w:tr>
         <w:trPr>
+          <w:cnfStyle w:val="100000000000" w:firstRow="1" w:lastRow="0" w:firstColumn="0" w:lastColumn="0" w:oddVBand="0" w:evenVBand="0" w:oddHBand="0" w:evenHBand="0" w:firstRowFirstColumn="0" w:firstRowLastColumn="0" w:lastRowFirstColumn="0" w:lastRowLastColumn="0"/>
           <w:tblHeader/>
         </w:trPr>
         <w:tc>
@@ -8101,12 +7450,6 @@
               <w:right w:val="single" w:sz="4" w:space="0" w:color="C8D0DC"/>
             </w:tcBorders>
             <w:shd w:val="clear" w:color="auto" w:fill="1F3864"/>
-            <w:tcMar>
-              <w:top w:w="80" w:type="dxa"/>
-              <w:left w:w="120" w:type="dxa"/>
-              <w:bottom w:w="80" w:type="dxa"/>
-              <w:right w:w="120" w:type="dxa"/>
-            </w:tcMar>
           </w:tcPr>
           <w:p>
             <w:pPr>
@@ -8132,12 +7475,6 @@
               <w:right w:val="single" w:sz="4" w:space="0" w:color="C8D0DC"/>
             </w:tcBorders>
             <w:shd w:val="clear" w:color="auto" w:fill="1F3864"/>
-            <w:tcMar>
-              <w:top w:w="80" w:type="dxa"/>
-              <w:left w:w="120" w:type="dxa"/>
-              <w:bottom w:w="80" w:type="dxa"/>
-              <w:right w:w="120" w:type="dxa"/>
-            </w:tcMar>
           </w:tcPr>
           <w:p>
             <w:pPr>
@@ -8163,12 +7500,6 @@
               <w:right w:val="single" w:sz="4" w:space="0" w:color="C8D0DC"/>
             </w:tcBorders>
             <w:shd w:val="clear" w:color="auto" w:fill="1F3864"/>
-            <w:tcMar>
-              <w:top w:w="80" w:type="dxa"/>
-              <w:left w:w="120" w:type="dxa"/>
-              <w:bottom w:w="80" w:type="dxa"/>
-              <w:right w:w="120" w:type="dxa"/>
-            </w:tcMar>
           </w:tcPr>
           <w:p>
             <w:pPr>
@@ -8196,12 +7527,6 @@
               <w:right w:val="single" w:sz="4" w:space="0" w:color="C8D0DC"/>
             </w:tcBorders>
             <w:shd w:val="clear" w:color="auto" w:fill="FFFFFF"/>
-            <w:tcMar>
-              <w:top w:w="80" w:type="dxa"/>
-              <w:left w:w="120" w:type="dxa"/>
-              <w:bottom w:w="80" w:type="dxa"/>
-              <w:right w:w="120" w:type="dxa"/>
-            </w:tcMar>
           </w:tcPr>
           <w:p>
             <w:pPr>
@@ -8225,12 +7550,6 @@
               <w:right w:val="single" w:sz="4" w:space="0" w:color="C8D0DC"/>
             </w:tcBorders>
             <w:shd w:val="clear" w:color="auto" w:fill="FFFFFF"/>
-            <w:tcMar>
-              <w:top w:w="80" w:type="dxa"/>
-              <w:left w:w="120" w:type="dxa"/>
-              <w:bottom w:w="80" w:type="dxa"/>
-              <w:right w:w="120" w:type="dxa"/>
-            </w:tcMar>
           </w:tcPr>
           <w:p>
             <w:pPr>
@@ -8254,12 +7573,6 @@
               <w:right w:val="single" w:sz="4" w:space="0" w:color="C8D0DC"/>
             </w:tcBorders>
             <w:shd w:val="clear" w:color="auto" w:fill="FFFFFF"/>
-            <w:tcMar>
-              <w:top w:w="80" w:type="dxa"/>
-              <w:left w:w="120" w:type="dxa"/>
-              <w:bottom w:w="80" w:type="dxa"/>
-              <w:right w:w="120" w:type="dxa"/>
-            </w:tcMar>
           </w:tcPr>
           <w:p>
             <w:pPr>
@@ -8285,12 +7598,6 @@
               <w:right w:val="single" w:sz="4" w:space="0" w:color="C8D0DC"/>
             </w:tcBorders>
             <w:shd w:val="clear" w:color="auto" w:fill="F2F2F2"/>
-            <w:tcMar>
-              <w:top w:w="80" w:type="dxa"/>
-              <w:left w:w="120" w:type="dxa"/>
-              <w:bottom w:w="80" w:type="dxa"/>
-              <w:right w:w="120" w:type="dxa"/>
-            </w:tcMar>
           </w:tcPr>
           <w:p>
             <w:pPr>
@@ -8314,12 +7621,6 @@
               <w:right w:val="single" w:sz="4" w:space="0" w:color="C8D0DC"/>
             </w:tcBorders>
             <w:shd w:val="clear" w:color="auto" w:fill="F2F2F2"/>
-            <w:tcMar>
-              <w:top w:w="80" w:type="dxa"/>
-              <w:left w:w="120" w:type="dxa"/>
-              <w:bottom w:w="80" w:type="dxa"/>
-              <w:right w:w="120" w:type="dxa"/>
-            </w:tcMar>
           </w:tcPr>
           <w:p>
             <w:pPr>
@@ -8343,12 +7644,6 @@
               <w:right w:val="single" w:sz="4" w:space="0" w:color="C8D0DC"/>
             </w:tcBorders>
             <w:shd w:val="clear" w:color="auto" w:fill="F2F2F2"/>
-            <w:tcMar>
-              <w:top w:w="80" w:type="dxa"/>
-              <w:left w:w="120" w:type="dxa"/>
-              <w:bottom w:w="80" w:type="dxa"/>
-              <w:right w:w="120" w:type="dxa"/>
-            </w:tcMar>
           </w:tcPr>
           <w:p>
             <w:pPr>
@@ -8374,12 +7669,6 @@
               <w:right w:val="single" w:sz="4" w:space="0" w:color="C8D0DC"/>
             </w:tcBorders>
             <w:shd w:val="clear" w:color="auto" w:fill="FFFFFF"/>
-            <w:tcMar>
-              <w:top w:w="80" w:type="dxa"/>
-              <w:left w:w="120" w:type="dxa"/>
-              <w:bottom w:w="80" w:type="dxa"/>
-              <w:right w:w="120" w:type="dxa"/>
-            </w:tcMar>
           </w:tcPr>
           <w:p>
             <w:pPr>
@@ -8405,12 +7694,6 @@
               <w:right w:val="single" w:sz="4" w:space="0" w:color="C8D0DC"/>
             </w:tcBorders>
             <w:shd w:val="clear" w:color="auto" w:fill="FFFFFF"/>
-            <w:tcMar>
-              <w:top w:w="80" w:type="dxa"/>
-              <w:left w:w="120" w:type="dxa"/>
-              <w:bottom w:w="80" w:type="dxa"/>
-              <w:right w:w="120" w:type="dxa"/>
-            </w:tcMar>
           </w:tcPr>
           <w:p>
             <w:pPr>
@@ -8436,12 +7719,6 @@
               <w:right w:val="single" w:sz="4" w:space="0" w:color="C8D0DC"/>
             </w:tcBorders>
             <w:shd w:val="clear" w:color="auto" w:fill="FFFFFF"/>
-            <w:tcMar>
-              <w:top w:w="80" w:type="dxa"/>
-              <w:left w:w="120" w:type="dxa"/>
-              <w:bottom w:w="80" w:type="dxa"/>
-              <w:right w:w="120" w:type="dxa"/>
-            </w:tcMar>
           </w:tcPr>
           <w:p>
             <w:pPr>
@@ -8469,12 +7746,6 @@
               <w:right w:val="single" w:sz="4" w:space="0" w:color="C8D0DC"/>
             </w:tcBorders>
             <w:shd w:val="clear" w:color="auto" w:fill="F2F2F2"/>
-            <w:tcMar>
-              <w:top w:w="80" w:type="dxa"/>
-              <w:left w:w="120" w:type="dxa"/>
-              <w:bottom w:w="80" w:type="dxa"/>
-              <w:right w:w="120" w:type="dxa"/>
-            </w:tcMar>
           </w:tcPr>
           <w:p>
             <w:pPr>
@@ -8498,12 +7769,6 @@
               <w:right w:val="single" w:sz="4" w:space="0" w:color="C8D0DC"/>
             </w:tcBorders>
             <w:shd w:val="clear" w:color="auto" w:fill="F2F2F2"/>
-            <w:tcMar>
-              <w:top w:w="80" w:type="dxa"/>
-              <w:left w:w="120" w:type="dxa"/>
-              <w:bottom w:w="80" w:type="dxa"/>
-              <w:right w:w="120" w:type="dxa"/>
-            </w:tcMar>
           </w:tcPr>
           <w:p>
             <w:pPr>
@@ -8527,12 +7792,6 @@
               <w:right w:val="single" w:sz="4" w:space="0" w:color="C8D0DC"/>
             </w:tcBorders>
             <w:shd w:val="clear" w:color="auto" w:fill="F2F2F2"/>
-            <w:tcMar>
-              <w:top w:w="80" w:type="dxa"/>
-              <w:left w:w="120" w:type="dxa"/>
-              <w:bottom w:w="80" w:type="dxa"/>
-              <w:right w:w="120" w:type="dxa"/>
-            </w:tcMar>
           </w:tcPr>
           <w:p>
             <w:pPr>
@@ -8571,7 +7830,7 @@
         <w:pStyle w:val="Heading1"/>
       </w:pPr>
       <w:bookmarkStart w:id="44" w:name="federal-framework-alignment"/>
-      <w:bookmarkStart w:id="45" w:name="_Toc233786884"/>
+      <w:bookmarkStart w:id="45" w:name="_Toc233815411"/>
       <w:bookmarkEnd w:id="32"/>
       <w:bookmarkEnd w:id="42"/>
       <w:r>
@@ -8590,17 +7849,18 @@
     <w:tbl>
       <w:tblPr>
         <w:tblStyle w:val="Table"/>
-        <w:tblW w:w="9360" w:type="dxa"/>
+        <w:tblW w:w="5000" w:type="pct"/>
         <w:tblLayout w:type="fixed"/>
-        <w:tblLook w:val="0600" w:firstRow="0" w:lastRow="0" w:firstColumn="0" w:lastColumn="0" w:noHBand="1" w:noVBand="1"/>
+        <w:tblLook w:val="0020" w:firstRow="1" w:lastRow="0" w:firstColumn="0" w:lastColumn="0" w:noHBand="0" w:noVBand="0"/>
       </w:tblPr>
       <w:tblGrid>
-        <w:gridCol w:w="3120"/>
-        <w:gridCol w:w="3120"/>
-        <w:gridCol w:w="3120"/>
+        <w:gridCol w:w="3192"/>
+        <w:gridCol w:w="3192"/>
+        <w:gridCol w:w="3192"/>
       </w:tblGrid>
       <w:tr>
         <w:trPr>
+          <w:cnfStyle w:val="100000000000" w:firstRow="1" w:lastRow="0" w:firstColumn="0" w:lastColumn="0" w:oddVBand="0" w:evenVBand="0" w:oddHBand="0" w:evenHBand="0" w:firstRowFirstColumn="0" w:firstRowLastColumn="0" w:lastRowFirstColumn="0" w:lastRowLastColumn="0"/>
           <w:tblHeader/>
         </w:trPr>
         <w:tc>
@@ -8613,12 +7873,6 @@
               <w:right w:val="single" w:sz="4" w:space="0" w:color="C8D0DC"/>
             </w:tcBorders>
             <w:shd w:val="clear" w:color="auto" w:fill="1F3864"/>
-            <w:tcMar>
-              <w:top w:w="80" w:type="dxa"/>
-              <w:left w:w="120" w:type="dxa"/>
-              <w:bottom w:w="80" w:type="dxa"/>
-              <w:right w:w="120" w:type="dxa"/>
-            </w:tcMar>
           </w:tcPr>
           <w:p>
             <w:pPr>
@@ -8644,12 +7898,6 @@
               <w:right w:val="single" w:sz="4" w:space="0" w:color="C8D0DC"/>
             </w:tcBorders>
             <w:shd w:val="clear" w:color="auto" w:fill="1F3864"/>
-            <w:tcMar>
-              <w:top w:w="80" w:type="dxa"/>
-              <w:left w:w="120" w:type="dxa"/>
-              <w:bottom w:w="80" w:type="dxa"/>
-              <w:right w:w="120" w:type="dxa"/>
-            </w:tcMar>
           </w:tcPr>
           <w:p>
             <w:pPr>
@@ -8675,12 +7923,6 @@
               <w:right w:val="single" w:sz="4" w:space="0" w:color="C8D0DC"/>
             </w:tcBorders>
             <w:shd w:val="clear" w:color="auto" w:fill="1F3864"/>
-            <w:tcMar>
-              <w:top w:w="80" w:type="dxa"/>
-              <w:left w:w="120" w:type="dxa"/>
-              <w:bottom w:w="80" w:type="dxa"/>
-              <w:right w:w="120" w:type="dxa"/>
-            </w:tcMar>
           </w:tcPr>
           <w:p>
             <w:pPr>
@@ -8708,12 +7950,6 @@
               <w:right w:val="single" w:sz="4" w:space="0" w:color="C8D0DC"/>
             </w:tcBorders>
             <w:shd w:val="clear" w:color="auto" w:fill="FFFFFF"/>
-            <w:tcMar>
-              <w:top w:w="80" w:type="dxa"/>
-              <w:left w:w="120" w:type="dxa"/>
-              <w:bottom w:w="80" w:type="dxa"/>
-              <w:right w:w="120" w:type="dxa"/>
-            </w:tcMar>
           </w:tcPr>
           <w:p>
             <w:pPr>
@@ -8737,12 +7973,6 @@
               <w:right w:val="single" w:sz="4" w:space="0" w:color="C8D0DC"/>
             </w:tcBorders>
             <w:shd w:val="clear" w:color="auto" w:fill="FFFFFF"/>
-            <w:tcMar>
-              <w:top w:w="80" w:type="dxa"/>
-              <w:left w:w="120" w:type="dxa"/>
-              <w:bottom w:w="80" w:type="dxa"/>
-              <w:right w:w="120" w:type="dxa"/>
-            </w:tcMar>
           </w:tcPr>
           <w:p>
             <w:pPr>
@@ -8766,12 +7996,6 @@
               <w:right w:val="single" w:sz="4" w:space="0" w:color="C8D0DC"/>
             </w:tcBorders>
             <w:shd w:val="clear" w:color="auto" w:fill="FFFFFF"/>
-            <w:tcMar>
-              <w:top w:w="80" w:type="dxa"/>
-              <w:left w:w="120" w:type="dxa"/>
-              <w:bottom w:w="80" w:type="dxa"/>
-              <w:right w:w="120" w:type="dxa"/>
-            </w:tcMar>
           </w:tcPr>
           <w:p>
             <w:pPr>
@@ -8797,12 +8021,6 @@
               <w:right w:val="single" w:sz="4" w:space="0" w:color="C8D0DC"/>
             </w:tcBorders>
             <w:shd w:val="clear" w:color="auto" w:fill="F2F2F2"/>
-            <w:tcMar>
-              <w:top w:w="80" w:type="dxa"/>
-              <w:left w:w="120" w:type="dxa"/>
-              <w:bottom w:w="80" w:type="dxa"/>
-              <w:right w:w="120" w:type="dxa"/>
-            </w:tcMar>
           </w:tcPr>
           <w:p>
             <w:pPr>
@@ -8826,12 +8044,6 @@
               <w:right w:val="single" w:sz="4" w:space="0" w:color="C8D0DC"/>
             </w:tcBorders>
             <w:shd w:val="clear" w:color="auto" w:fill="F2F2F2"/>
-            <w:tcMar>
-              <w:top w:w="80" w:type="dxa"/>
-              <w:left w:w="120" w:type="dxa"/>
-              <w:bottom w:w="80" w:type="dxa"/>
-              <w:right w:w="120" w:type="dxa"/>
-            </w:tcMar>
           </w:tcPr>
           <w:p>
             <w:pPr>
@@ -8855,12 +8067,6 @@
               <w:right w:val="single" w:sz="4" w:space="0" w:color="C8D0DC"/>
             </w:tcBorders>
             <w:shd w:val="clear" w:color="auto" w:fill="F2F2F2"/>
-            <w:tcMar>
-              <w:top w:w="80" w:type="dxa"/>
-              <w:left w:w="120" w:type="dxa"/>
-              <w:bottom w:w="80" w:type="dxa"/>
-              <w:right w:w="120" w:type="dxa"/>
-            </w:tcMar>
           </w:tcPr>
           <w:p>
             <w:pPr>
@@ -8886,12 +8092,6 @@
               <w:right w:val="single" w:sz="4" w:space="0" w:color="C8D0DC"/>
             </w:tcBorders>
             <w:shd w:val="clear" w:color="auto" w:fill="FFFFFF"/>
-            <w:tcMar>
-              <w:top w:w="80" w:type="dxa"/>
-              <w:left w:w="120" w:type="dxa"/>
-              <w:bottom w:w="80" w:type="dxa"/>
-              <w:right w:w="120" w:type="dxa"/>
-            </w:tcMar>
           </w:tcPr>
           <w:p>
             <w:pPr>
@@ -8915,12 +8115,6 @@
               <w:right w:val="single" w:sz="4" w:space="0" w:color="C8D0DC"/>
             </w:tcBorders>
             <w:shd w:val="clear" w:color="auto" w:fill="FFFFFF"/>
-            <w:tcMar>
-              <w:top w:w="80" w:type="dxa"/>
-              <w:left w:w="120" w:type="dxa"/>
-              <w:bottom w:w="80" w:type="dxa"/>
-              <w:right w:w="120" w:type="dxa"/>
-            </w:tcMar>
           </w:tcPr>
           <w:p>
             <w:pPr>
@@ -8944,12 +8138,6 @@
               <w:right w:val="single" w:sz="4" w:space="0" w:color="C8D0DC"/>
             </w:tcBorders>
             <w:shd w:val="clear" w:color="auto" w:fill="FFFFFF"/>
-            <w:tcMar>
-              <w:top w:w="80" w:type="dxa"/>
-              <w:left w:w="120" w:type="dxa"/>
-              <w:bottom w:w="80" w:type="dxa"/>
-              <w:right w:w="120" w:type="dxa"/>
-            </w:tcMar>
           </w:tcPr>
           <w:p>
             <w:pPr>
@@ -8975,12 +8163,6 @@
               <w:right w:val="single" w:sz="4" w:space="0" w:color="C8D0DC"/>
             </w:tcBorders>
             <w:shd w:val="clear" w:color="auto" w:fill="F2F2F2"/>
-            <w:tcMar>
-              <w:top w:w="80" w:type="dxa"/>
-              <w:left w:w="120" w:type="dxa"/>
-              <w:bottom w:w="80" w:type="dxa"/>
-              <w:right w:w="120" w:type="dxa"/>
-            </w:tcMar>
           </w:tcPr>
           <w:p>
             <w:pPr>
@@ -9004,12 +8186,6 @@
               <w:right w:val="single" w:sz="4" w:space="0" w:color="C8D0DC"/>
             </w:tcBorders>
             <w:shd w:val="clear" w:color="auto" w:fill="F2F2F2"/>
-            <w:tcMar>
-              <w:top w:w="80" w:type="dxa"/>
-              <w:left w:w="120" w:type="dxa"/>
-              <w:bottom w:w="80" w:type="dxa"/>
-              <w:right w:w="120" w:type="dxa"/>
-            </w:tcMar>
           </w:tcPr>
           <w:p>
             <w:pPr>
@@ -9033,12 +8209,6 @@
               <w:right w:val="single" w:sz="4" w:space="0" w:color="C8D0DC"/>
             </w:tcBorders>
             <w:shd w:val="clear" w:color="auto" w:fill="F2F2F2"/>
-            <w:tcMar>
-              <w:top w:w="80" w:type="dxa"/>
-              <w:left w:w="120" w:type="dxa"/>
-              <w:bottom w:w="80" w:type="dxa"/>
-              <w:right w:w="120" w:type="dxa"/>
-            </w:tcMar>
           </w:tcPr>
           <w:p>
             <w:pPr>
@@ -9064,12 +8234,6 @@
               <w:right w:val="single" w:sz="4" w:space="0" w:color="C8D0DC"/>
             </w:tcBorders>
             <w:shd w:val="clear" w:color="auto" w:fill="FFFFFF"/>
-            <w:tcMar>
-              <w:top w:w="80" w:type="dxa"/>
-              <w:left w:w="120" w:type="dxa"/>
-              <w:bottom w:w="80" w:type="dxa"/>
-              <w:right w:w="120" w:type="dxa"/>
-            </w:tcMar>
           </w:tcPr>
           <w:p>
             <w:pPr>
@@ -9093,12 +8257,6 @@
               <w:right w:val="single" w:sz="4" w:space="0" w:color="C8D0DC"/>
             </w:tcBorders>
             <w:shd w:val="clear" w:color="auto" w:fill="FFFFFF"/>
-            <w:tcMar>
-              <w:top w:w="80" w:type="dxa"/>
-              <w:left w:w="120" w:type="dxa"/>
-              <w:bottom w:w="80" w:type="dxa"/>
-              <w:right w:w="120" w:type="dxa"/>
-            </w:tcMar>
           </w:tcPr>
           <w:p>
             <w:pPr>
@@ -9122,12 +8280,6 @@
               <w:right w:val="single" w:sz="4" w:space="0" w:color="C8D0DC"/>
             </w:tcBorders>
             <w:shd w:val="clear" w:color="auto" w:fill="FFFFFF"/>
-            <w:tcMar>
-              <w:top w:w="80" w:type="dxa"/>
-              <w:left w:w="120" w:type="dxa"/>
-              <w:bottom w:w="80" w:type="dxa"/>
-              <w:right w:w="120" w:type="dxa"/>
-            </w:tcMar>
           </w:tcPr>
           <w:p>
             <w:pPr>
@@ -9153,12 +8305,6 @@
               <w:right w:val="single" w:sz="4" w:space="0" w:color="C8D0DC"/>
             </w:tcBorders>
             <w:shd w:val="clear" w:color="auto" w:fill="F2F2F2"/>
-            <w:tcMar>
-              <w:top w:w="80" w:type="dxa"/>
-              <w:left w:w="120" w:type="dxa"/>
-              <w:bottom w:w="80" w:type="dxa"/>
-              <w:right w:w="120" w:type="dxa"/>
-            </w:tcMar>
           </w:tcPr>
           <w:p>
             <w:pPr>
@@ -9182,12 +8328,6 @@
               <w:right w:val="single" w:sz="4" w:space="0" w:color="C8D0DC"/>
             </w:tcBorders>
             <w:shd w:val="clear" w:color="auto" w:fill="F2F2F2"/>
-            <w:tcMar>
-              <w:top w:w="80" w:type="dxa"/>
-              <w:left w:w="120" w:type="dxa"/>
-              <w:bottom w:w="80" w:type="dxa"/>
-              <w:right w:w="120" w:type="dxa"/>
-            </w:tcMar>
           </w:tcPr>
           <w:p>
             <w:pPr>
@@ -9211,12 +8351,6 @@
               <w:right w:val="single" w:sz="4" w:space="0" w:color="C8D0DC"/>
             </w:tcBorders>
             <w:shd w:val="clear" w:color="auto" w:fill="F2F2F2"/>
-            <w:tcMar>
-              <w:top w:w="80" w:type="dxa"/>
-              <w:left w:w="120" w:type="dxa"/>
-              <w:bottom w:w="80" w:type="dxa"/>
-              <w:right w:w="120" w:type="dxa"/>
-            </w:tcMar>
           </w:tcPr>
           <w:p>
             <w:pPr>
@@ -9242,12 +8376,6 @@
               <w:right w:val="single" w:sz="4" w:space="0" w:color="C8D0DC"/>
             </w:tcBorders>
             <w:shd w:val="clear" w:color="auto" w:fill="FFFFFF"/>
-            <w:tcMar>
-              <w:top w:w="80" w:type="dxa"/>
-              <w:left w:w="120" w:type="dxa"/>
-              <w:bottom w:w="80" w:type="dxa"/>
-              <w:right w:w="120" w:type="dxa"/>
-            </w:tcMar>
           </w:tcPr>
           <w:p>
             <w:pPr>
@@ -9271,12 +8399,6 @@
               <w:right w:val="single" w:sz="4" w:space="0" w:color="C8D0DC"/>
             </w:tcBorders>
             <w:shd w:val="clear" w:color="auto" w:fill="FFFFFF"/>
-            <w:tcMar>
-              <w:top w:w="80" w:type="dxa"/>
-              <w:left w:w="120" w:type="dxa"/>
-              <w:bottom w:w="80" w:type="dxa"/>
-              <w:right w:w="120" w:type="dxa"/>
-            </w:tcMar>
           </w:tcPr>
           <w:p>
             <w:pPr>
@@ -9300,12 +8422,6 @@
               <w:right w:val="single" w:sz="4" w:space="0" w:color="C8D0DC"/>
             </w:tcBorders>
             <w:shd w:val="clear" w:color="auto" w:fill="FFFFFF"/>
-            <w:tcMar>
-              <w:top w:w="80" w:type="dxa"/>
-              <w:left w:w="120" w:type="dxa"/>
-              <w:bottom w:w="80" w:type="dxa"/>
-              <w:right w:w="120" w:type="dxa"/>
-            </w:tcMar>
           </w:tcPr>
           <w:p>
             <w:pPr>
@@ -9331,12 +8447,6 @@
               <w:right w:val="single" w:sz="4" w:space="0" w:color="C8D0DC"/>
             </w:tcBorders>
             <w:shd w:val="clear" w:color="auto" w:fill="F2F2F2"/>
-            <w:tcMar>
-              <w:top w:w="80" w:type="dxa"/>
-              <w:left w:w="120" w:type="dxa"/>
-              <w:bottom w:w="80" w:type="dxa"/>
-              <w:right w:w="120" w:type="dxa"/>
-            </w:tcMar>
           </w:tcPr>
           <w:p>
             <w:pPr>
@@ -9360,12 +8470,6 @@
               <w:right w:val="single" w:sz="4" w:space="0" w:color="C8D0DC"/>
             </w:tcBorders>
             <w:shd w:val="clear" w:color="auto" w:fill="F2F2F2"/>
-            <w:tcMar>
-              <w:top w:w="80" w:type="dxa"/>
-              <w:left w:w="120" w:type="dxa"/>
-              <w:bottom w:w="80" w:type="dxa"/>
-              <w:right w:w="120" w:type="dxa"/>
-            </w:tcMar>
           </w:tcPr>
           <w:p>
             <w:pPr>
@@ -9389,12 +8493,6 @@
               <w:right w:val="single" w:sz="4" w:space="0" w:color="C8D0DC"/>
             </w:tcBorders>
             <w:shd w:val="clear" w:color="auto" w:fill="F2F2F2"/>
-            <w:tcMar>
-              <w:top w:w="80" w:type="dxa"/>
-              <w:left w:w="120" w:type="dxa"/>
-              <w:bottom w:w="80" w:type="dxa"/>
-              <w:right w:w="120" w:type="dxa"/>
-            </w:tcMar>
           </w:tcPr>
           <w:p>
             <w:pPr>
@@ -9420,12 +8518,6 @@
               <w:right w:val="single" w:sz="4" w:space="0" w:color="C8D0DC"/>
             </w:tcBorders>
             <w:shd w:val="clear" w:color="auto" w:fill="FFFFFF"/>
-            <w:tcMar>
-              <w:top w:w="80" w:type="dxa"/>
-              <w:left w:w="120" w:type="dxa"/>
-              <w:bottom w:w="80" w:type="dxa"/>
-              <w:right w:w="120" w:type="dxa"/>
-            </w:tcMar>
           </w:tcPr>
           <w:p>
             <w:pPr>
@@ -9449,12 +8541,6 @@
               <w:right w:val="single" w:sz="4" w:space="0" w:color="C8D0DC"/>
             </w:tcBorders>
             <w:shd w:val="clear" w:color="auto" w:fill="FFFFFF"/>
-            <w:tcMar>
-              <w:top w:w="80" w:type="dxa"/>
-              <w:left w:w="120" w:type="dxa"/>
-              <w:bottom w:w="80" w:type="dxa"/>
-              <w:right w:w="120" w:type="dxa"/>
-            </w:tcMar>
           </w:tcPr>
           <w:p>
             <w:pPr>
@@ -9478,12 +8564,6 @@
               <w:right w:val="single" w:sz="4" w:space="0" w:color="C8D0DC"/>
             </w:tcBorders>
             <w:shd w:val="clear" w:color="auto" w:fill="FFFFFF"/>
-            <w:tcMar>
-              <w:top w:w="80" w:type="dxa"/>
-              <w:left w:w="120" w:type="dxa"/>
-              <w:bottom w:w="80" w:type="dxa"/>
-              <w:right w:w="120" w:type="dxa"/>
-            </w:tcMar>
           </w:tcPr>
           <w:p>
             <w:pPr>
@@ -9509,12 +8589,6 @@
               <w:right w:val="single" w:sz="4" w:space="0" w:color="C8D0DC"/>
             </w:tcBorders>
             <w:shd w:val="clear" w:color="auto" w:fill="F2F2F2"/>
-            <w:tcMar>
-              <w:top w:w="80" w:type="dxa"/>
-              <w:left w:w="120" w:type="dxa"/>
-              <w:bottom w:w="80" w:type="dxa"/>
-              <w:right w:w="120" w:type="dxa"/>
-            </w:tcMar>
           </w:tcPr>
           <w:p>
             <w:pPr>
@@ -9538,12 +8612,6 @@
               <w:right w:val="single" w:sz="4" w:space="0" w:color="C8D0DC"/>
             </w:tcBorders>
             <w:shd w:val="clear" w:color="auto" w:fill="F2F2F2"/>
-            <w:tcMar>
-              <w:top w:w="80" w:type="dxa"/>
-              <w:left w:w="120" w:type="dxa"/>
-              <w:bottom w:w="80" w:type="dxa"/>
-              <w:right w:w="120" w:type="dxa"/>
-            </w:tcMar>
           </w:tcPr>
           <w:p>
             <w:pPr>
@@ -9567,12 +8635,6 @@
               <w:right w:val="single" w:sz="4" w:space="0" w:color="C8D0DC"/>
             </w:tcBorders>
             <w:shd w:val="clear" w:color="auto" w:fill="F2F2F2"/>
-            <w:tcMar>
-              <w:top w:w="80" w:type="dxa"/>
-              <w:left w:w="120" w:type="dxa"/>
-              <w:bottom w:w="80" w:type="dxa"/>
-              <w:right w:w="120" w:type="dxa"/>
-            </w:tcMar>
           </w:tcPr>
           <w:p>
             <w:pPr>
@@ -9598,12 +8660,6 @@
               <w:right w:val="single" w:sz="4" w:space="0" w:color="C8D0DC"/>
             </w:tcBorders>
             <w:shd w:val="clear" w:color="auto" w:fill="FFFFFF"/>
-            <w:tcMar>
-              <w:top w:w="80" w:type="dxa"/>
-              <w:left w:w="120" w:type="dxa"/>
-              <w:bottom w:w="80" w:type="dxa"/>
-              <w:right w:w="120" w:type="dxa"/>
-            </w:tcMar>
           </w:tcPr>
           <w:p>
             <w:pPr>
@@ -9627,12 +8683,6 @@
               <w:right w:val="single" w:sz="4" w:space="0" w:color="C8D0DC"/>
             </w:tcBorders>
             <w:shd w:val="clear" w:color="auto" w:fill="FFFFFF"/>
-            <w:tcMar>
-              <w:top w:w="80" w:type="dxa"/>
-              <w:left w:w="120" w:type="dxa"/>
-              <w:bottom w:w="80" w:type="dxa"/>
-              <w:right w:w="120" w:type="dxa"/>
-            </w:tcMar>
           </w:tcPr>
           <w:p>
             <w:pPr>
@@ -9656,12 +8706,6 @@
               <w:right w:val="single" w:sz="4" w:space="0" w:color="C8D0DC"/>
             </w:tcBorders>
             <w:shd w:val="clear" w:color="auto" w:fill="FFFFFF"/>
-            <w:tcMar>
-              <w:top w:w="80" w:type="dxa"/>
-              <w:left w:w="120" w:type="dxa"/>
-              <w:bottom w:w="80" w:type="dxa"/>
-              <w:right w:w="120" w:type="dxa"/>
-            </w:tcMar>
           </w:tcPr>
           <w:p>
             <w:pPr>
@@ -9687,12 +8731,6 @@
               <w:right w:val="single" w:sz="4" w:space="0" w:color="C8D0DC"/>
             </w:tcBorders>
             <w:shd w:val="clear" w:color="auto" w:fill="F2F2F2"/>
-            <w:tcMar>
-              <w:top w:w="80" w:type="dxa"/>
-              <w:left w:w="120" w:type="dxa"/>
-              <w:bottom w:w="80" w:type="dxa"/>
-              <w:right w:w="120" w:type="dxa"/>
-            </w:tcMar>
           </w:tcPr>
           <w:p>
             <w:pPr>
@@ -9716,12 +8754,6 @@
               <w:right w:val="single" w:sz="4" w:space="0" w:color="C8D0DC"/>
             </w:tcBorders>
             <w:shd w:val="clear" w:color="auto" w:fill="F2F2F2"/>
-            <w:tcMar>
-              <w:top w:w="80" w:type="dxa"/>
-              <w:left w:w="120" w:type="dxa"/>
-              <w:bottom w:w="80" w:type="dxa"/>
-              <w:right w:w="120" w:type="dxa"/>
-            </w:tcMar>
           </w:tcPr>
           <w:p>
             <w:pPr>
@@ -9745,12 +8777,6 @@
               <w:right w:val="single" w:sz="4" w:space="0" w:color="C8D0DC"/>
             </w:tcBorders>
             <w:shd w:val="clear" w:color="auto" w:fill="F2F2F2"/>
-            <w:tcMar>
-              <w:top w:w="80" w:type="dxa"/>
-              <w:left w:w="120" w:type="dxa"/>
-              <w:bottom w:w="80" w:type="dxa"/>
-              <w:right w:w="120" w:type="dxa"/>
-            </w:tcMar>
           </w:tcPr>
           <w:p>
             <w:pPr>
@@ -9776,12 +8802,6 @@
               <w:right w:val="single" w:sz="4" w:space="0" w:color="C8D0DC"/>
             </w:tcBorders>
             <w:shd w:val="clear" w:color="auto" w:fill="FFFFFF"/>
-            <w:tcMar>
-              <w:top w:w="80" w:type="dxa"/>
-              <w:left w:w="120" w:type="dxa"/>
-              <w:bottom w:w="80" w:type="dxa"/>
-              <w:right w:w="120" w:type="dxa"/>
-            </w:tcMar>
           </w:tcPr>
           <w:p>
             <w:pPr>
@@ -9805,12 +8825,6 @@
               <w:right w:val="single" w:sz="4" w:space="0" w:color="C8D0DC"/>
             </w:tcBorders>
             <w:shd w:val="clear" w:color="auto" w:fill="FFFFFF"/>
-            <w:tcMar>
-              <w:top w:w="80" w:type="dxa"/>
-              <w:left w:w="120" w:type="dxa"/>
-              <w:bottom w:w="80" w:type="dxa"/>
-              <w:right w:w="120" w:type="dxa"/>
-            </w:tcMar>
           </w:tcPr>
           <w:p>
             <w:pPr>
@@ -9834,12 +8848,6 @@
               <w:right w:val="single" w:sz="4" w:space="0" w:color="C8D0DC"/>
             </w:tcBorders>
             <w:shd w:val="clear" w:color="auto" w:fill="FFFFFF"/>
-            <w:tcMar>
-              <w:top w:w="80" w:type="dxa"/>
-              <w:left w:w="120" w:type="dxa"/>
-              <w:bottom w:w="80" w:type="dxa"/>
-              <w:right w:w="120" w:type="dxa"/>
-            </w:tcMar>
           </w:tcPr>
           <w:p>
             <w:pPr>
@@ -9865,12 +8873,6 @@
               <w:right w:val="single" w:sz="4" w:space="0" w:color="C8D0DC"/>
             </w:tcBorders>
             <w:shd w:val="clear" w:color="auto" w:fill="F2F2F2"/>
-            <w:tcMar>
-              <w:top w:w="80" w:type="dxa"/>
-              <w:left w:w="120" w:type="dxa"/>
-              <w:bottom w:w="80" w:type="dxa"/>
-              <w:right w:w="120" w:type="dxa"/>
-            </w:tcMar>
           </w:tcPr>
           <w:p>
             <w:pPr>
@@ -9894,12 +8896,6 @@
               <w:right w:val="single" w:sz="4" w:space="0" w:color="C8D0DC"/>
             </w:tcBorders>
             <w:shd w:val="clear" w:color="auto" w:fill="F2F2F2"/>
-            <w:tcMar>
-              <w:top w:w="80" w:type="dxa"/>
-              <w:left w:w="120" w:type="dxa"/>
-              <w:bottom w:w="80" w:type="dxa"/>
-              <w:right w:w="120" w:type="dxa"/>
-            </w:tcMar>
           </w:tcPr>
           <w:p>
             <w:pPr>
@@ -9923,12 +8919,6 @@
               <w:right w:val="single" w:sz="4" w:space="0" w:color="C8D0DC"/>
             </w:tcBorders>
             <w:shd w:val="clear" w:color="auto" w:fill="F2F2F2"/>
-            <w:tcMar>
-              <w:top w:w="80" w:type="dxa"/>
-              <w:left w:w="120" w:type="dxa"/>
-              <w:bottom w:w="80" w:type="dxa"/>
-              <w:right w:w="120" w:type="dxa"/>
-            </w:tcMar>
           </w:tcPr>
           <w:p>
             <w:pPr>
@@ -9954,12 +8944,6 @@
               <w:right w:val="single" w:sz="4" w:space="0" w:color="C8D0DC"/>
             </w:tcBorders>
             <w:shd w:val="clear" w:color="auto" w:fill="FFFFFF"/>
-            <w:tcMar>
-              <w:top w:w="80" w:type="dxa"/>
-              <w:left w:w="120" w:type="dxa"/>
-              <w:bottom w:w="80" w:type="dxa"/>
-              <w:right w:w="120" w:type="dxa"/>
-            </w:tcMar>
           </w:tcPr>
           <w:p>
             <w:pPr>
@@ -9983,12 +8967,6 @@
               <w:right w:val="single" w:sz="4" w:space="0" w:color="C8D0DC"/>
             </w:tcBorders>
             <w:shd w:val="clear" w:color="auto" w:fill="FFFFFF"/>
-            <w:tcMar>
-              <w:top w:w="80" w:type="dxa"/>
-              <w:left w:w="120" w:type="dxa"/>
-              <w:bottom w:w="80" w:type="dxa"/>
-              <w:right w:w="120" w:type="dxa"/>
-            </w:tcMar>
           </w:tcPr>
           <w:p>
             <w:pPr>
@@ -10012,12 +8990,6 @@
               <w:right w:val="single" w:sz="4" w:space="0" w:color="C8D0DC"/>
             </w:tcBorders>
             <w:shd w:val="clear" w:color="auto" w:fill="FFFFFF"/>
-            <w:tcMar>
-              <w:top w:w="80" w:type="dxa"/>
-              <w:left w:w="120" w:type="dxa"/>
-              <w:bottom w:w="80" w:type="dxa"/>
-              <w:right w:w="120" w:type="dxa"/>
-            </w:tcMar>
           </w:tcPr>
           <w:p>
             <w:pPr>
@@ -10052,7 +9024,7 @@
   <w:abstractNum w:abstractNumId="0" w15:restartNumberingAfterBreak="0">
     <w:nsid w:val="0000A990"/>
     <w:multiLevelType w:val="multilevel"/>
-    <w:tmpl w:val="E166AB5A"/>
+    <w:tmpl w:val="4AB43006"/>
     <w:lvl w:ilvl="0">
       <w:numFmt w:val="bullet"/>
       <w:lvlText w:val=" "/>
@@ -10129,7 +9101,7 @@
   <w:abstractNum w:abstractNumId="1" w15:restartNumberingAfterBreak="0">
     <w:nsid w:val="0000A991"/>
     <w:multiLevelType w:val="multilevel"/>
-    <w:tmpl w:val="AACA97B4"/>
+    <w:tmpl w:val="6358C200"/>
     <w:lvl w:ilvl="0">
       <w:numFmt w:val="bullet"/>
       <w:lvlText w:val=""/>
@@ -10233,7 +9205,7 @@
   <w:abstractNum w:abstractNumId="2" w15:restartNumberingAfterBreak="0">
     <w:nsid w:val="00A99411"/>
     <w:multiLevelType w:val="multilevel"/>
-    <w:tmpl w:val="2B14F39C"/>
+    <w:tmpl w:val="B4780B46"/>
     <w:lvl w:ilvl="0">
       <w:start w:val="1"/>
       <w:numFmt w:val="decimal"/>
@@ -10316,10 +9288,10 @@
       </w:pPr>
     </w:lvl>
   </w:abstractNum>
-  <w:num w:numId="1" w16cid:durableId="860974813">
+  <w:num w:numId="1" w16cid:durableId="1868905940">
     <w:abstractNumId w:val="0"/>
   </w:num>
-  <w:num w:numId="2" w16cid:durableId="736515887">
+  <w:num w:numId="2" w16cid:durableId="1181430497">
     <w:abstractNumId w:val="2"/>
     <w:lvlOverride w:ilvl="0">
       <w:startOverride w:val="1"/>
@@ -10349,10 +9321,10 @@
       <w:startOverride w:val="1"/>
     </w:lvlOverride>
   </w:num>
-  <w:num w:numId="3" w16cid:durableId="1243372030">
+  <w:num w:numId="3" w16cid:durableId="1332561510">
     <w:abstractNumId w:val="1"/>
   </w:num>
-  <w:num w:numId="4" w16cid:durableId="2017608637">
+  <w:num w:numId="4" w16cid:durableId="1046753725">
     <w:abstractNumId w:val="1"/>
   </w:num>
 </w:numbering>
@@ -11602,7 +10574,7 @@
     <w:next w:val="Normal"/>
     <w:autoRedefine/>
     <w:uiPriority w:val="39"/>
-    <w:rsid w:val="0097405C"/>
+    <w:rsid w:val="0027170D"/>
     <w:pPr>
       <w:spacing w:after="100"/>
     </w:pPr>
@@ -11613,7 +10585,7 @@
     <w:next w:val="Normal"/>
     <w:autoRedefine/>
     <w:uiPriority w:val="39"/>
-    <w:rsid w:val="0097405C"/>
+    <w:rsid w:val="0027170D"/>
     <w:pPr>
       <w:spacing w:after="100"/>
       <w:ind w:left="240"/>
